--- a/labwork2/ЛР2_КанинВладислав.docx
+++ b/labwork2/ЛР2_КанинВладислав.docx
@@ -321,6 +321,7 @@
             <w:pPr>
               <w:jc w:val="center"/>
             </w:pPr>
+            <w:proofErr w:type="gramStart"/>
             <w:r>
               <w:t>Канин</w:t>
             </w:r>
@@ -333,6 +334,7 @@
             <w:r>
               <w:t>.</w:t>
             </w:r>
+            <w:proofErr w:type="gramEnd"/>
           </w:p>
         </w:tc>
       </w:tr>
@@ -669,7 +671,27 @@
           <w:szCs w:val="24"/>
           <w:lang w:val="en-US"/>
         </w:rPr>
-        <w:t>#include &lt;windows.h&gt;</w:t>
+        <w:t>#include &lt;</w:t>
+      </w:r>
+      <w:proofErr w:type="spellStart"/>
+      <w:r>
+        <w:rPr>
+          <w:rFonts w:ascii="Courier New" w:hAnsi="Courier New" w:cs="Courier New"/>
+          <w:sz w:val="24"/>
+          <w:szCs w:val="24"/>
+          <w:lang w:val="en-US"/>
+        </w:rPr>
+        <w:t>windows.h</w:t>
+      </w:r>
+      <w:proofErr w:type="spellEnd"/>
+      <w:r>
+        <w:rPr>
+          <w:rFonts w:ascii="Courier New" w:hAnsi="Courier New" w:cs="Courier New"/>
+          <w:sz w:val="24"/>
+          <w:szCs w:val="24"/>
+          <w:lang w:val="en-US"/>
+        </w:rPr>
+        <w:t>&gt;</w:t>
       </w:r>
     </w:p>
     <w:p>
@@ -711,7 +733,27 @@
           <w:szCs w:val="24"/>
           <w:lang w:val="en-US"/>
         </w:rPr>
-        <w:t>#include &lt;cmath&gt; //</w:t>
+        <w:t>#include &lt;</w:t>
+      </w:r>
+      <w:proofErr w:type="spellStart"/>
+      <w:r>
+        <w:rPr>
+          <w:rFonts w:ascii="Courier New" w:hAnsi="Courier New" w:cs="Courier New"/>
+          <w:sz w:val="24"/>
+          <w:szCs w:val="24"/>
+          <w:lang w:val="en-US"/>
+        </w:rPr>
+        <w:t>cmath</w:t>
+      </w:r>
+      <w:proofErr w:type="spellEnd"/>
+      <w:r>
+        <w:rPr>
+          <w:rFonts w:ascii="Courier New" w:hAnsi="Courier New" w:cs="Courier New"/>
+          <w:sz w:val="24"/>
+          <w:szCs w:val="24"/>
+          <w:lang w:val="en-US"/>
+        </w:rPr>
+        <w:t>&gt; //</w:t>
       </w:r>
       <w:r>
         <w:rPr>
@@ -745,40 +787,80 @@
           <w:szCs w:val="24"/>
           <w:lang w:val="en-US"/>
         </w:rPr>
-        <w:t xml:space="preserve"> pow()</w:t>
-      </w:r>
-    </w:p>
-    <w:p>
-      <w:pPr>
-        <w:pStyle w:val="1"/>
-        <w:ind w:firstLine="708"/>
-        <w:rPr>
-          <w:rFonts w:ascii="Courier New" w:hAnsi="Courier New" w:cs="Courier New"/>
-          <w:sz w:val="24"/>
-          <w:szCs w:val="24"/>
-          <w:lang w:val="en-US"/>
-        </w:rPr>
-      </w:pPr>
-    </w:p>
-    <w:p>
-      <w:pPr>
-        <w:pStyle w:val="1"/>
-        <w:ind w:firstLine="708"/>
-        <w:rPr>
-          <w:rFonts w:ascii="Courier New" w:hAnsi="Courier New" w:cs="Courier New"/>
-          <w:sz w:val="24"/>
-          <w:szCs w:val="24"/>
-          <w:lang w:val="en-US"/>
-        </w:rPr>
-      </w:pPr>
-      <w:r>
-        <w:rPr>
-          <w:rFonts w:ascii="Courier New" w:hAnsi="Courier New" w:cs="Courier New"/>
-          <w:sz w:val="24"/>
-          <w:szCs w:val="24"/>
-          <w:lang w:val="en-US"/>
-        </w:rPr>
-        <w:t>int main()</w:t>
+        <w:t xml:space="preserve"> </w:t>
+      </w:r>
+      <w:proofErr w:type="gramStart"/>
+      <w:r>
+        <w:rPr>
+          <w:rFonts w:ascii="Courier New" w:hAnsi="Courier New" w:cs="Courier New"/>
+          <w:sz w:val="24"/>
+          <w:szCs w:val="24"/>
+          <w:lang w:val="en-US"/>
+        </w:rPr>
+        <w:t>pow(</w:t>
+      </w:r>
+      <w:proofErr w:type="gramEnd"/>
+      <w:r>
+        <w:rPr>
+          <w:rFonts w:ascii="Courier New" w:hAnsi="Courier New" w:cs="Courier New"/>
+          <w:sz w:val="24"/>
+          <w:szCs w:val="24"/>
+          <w:lang w:val="en-US"/>
+        </w:rPr>
+        <w:t>)</w:t>
+      </w:r>
+    </w:p>
+    <w:p>
+      <w:pPr>
+        <w:pStyle w:val="1"/>
+        <w:ind w:firstLine="708"/>
+        <w:rPr>
+          <w:rFonts w:ascii="Courier New" w:hAnsi="Courier New" w:cs="Courier New"/>
+          <w:sz w:val="24"/>
+          <w:szCs w:val="24"/>
+          <w:lang w:val="en-US"/>
+        </w:rPr>
+      </w:pPr>
+    </w:p>
+    <w:p>
+      <w:pPr>
+        <w:pStyle w:val="1"/>
+        <w:ind w:firstLine="708"/>
+        <w:rPr>
+          <w:rFonts w:ascii="Courier New" w:hAnsi="Courier New" w:cs="Courier New"/>
+          <w:sz w:val="24"/>
+          <w:szCs w:val="24"/>
+          <w:lang w:val="en-US"/>
+        </w:rPr>
+      </w:pPr>
+      <w:r>
+        <w:rPr>
+          <w:rFonts w:ascii="Courier New" w:hAnsi="Courier New" w:cs="Courier New"/>
+          <w:sz w:val="24"/>
+          <w:szCs w:val="24"/>
+          <w:lang w:val="en-US"/>
+        </w:rPr>
+        <w:t xml:space="preserve">int </w:t>
+      </w:r>
+      <w:proofErr w:type="gramStart"/>
+      <w:r>
+        <w:rPr>
+          <w:rFonts w:ascii="Courier New" w:hAnsi="Courier New" w:cs="Courier New"/>
+          <w:sz w:val="24"/>
+          <w:szCs w:val="24"/>
+          <w:lang w:val="en-US"/>
+        </w:rPr>
+        <w:t>main(</w:t>
+      </w:r>
+      <w:proofErr w:type="gramEnd"/>
+      <w:r>
+        <w:rPr>
+          <w:rFonts w:ascii="Courier New" w:hAnsi="Courier New" w:cs="Courier New"/>
+          <w:sz w:val="24"/>
+          <w:szCs w:val="24"/>
+          <w:lang w:val="en-US"/>
+        </w:rPr>
+        <w:t>)</w:t>
       </w:r>
     </w:p>
     <w:p>
@@ -821,29 +903,89 @@
           <w:lang w:val="en-US"/>
         </w:rPr>
         <w:tab/>
-        <w:t>SetConsoleOutputCP(1251);</w:t>
-      </w:r>
-    </w:p>
-    <w:p>
-      <w:pPr>
-        <w:pStyle w:val="1"/>
-        <w:ind w:firstLine="708"/>
-        <w:rPr>
-          <w:rFonts w:ascii="Courier New" w:hAnsi="Courier New" w:cs="Courier New"/>
-          <w:sz w:val="24"/>
-          <w:szCs w:val="24"/>
-          <w:lang w:val="en-US"/>
-        </w:rPr>
-      </w:pPr>
-      <w:r>
-        <w:rPr>
-          <w:rFonts w:ascii="Courier New" w:hAnsi="Courier New" w:cs="Courier New"/>
-          <w:sz w:val="24"/>
-          <w:szCs w:val="24"/>
-          <w:lang w:val="en-US"/>
-        </w:rPr>
-        <w:tab/>
-        <w:t>SetConsoleCP(1251);</w:t>
+      </w:r>
+      <w:proofErr w:type="spellStart"/>
+      <w:proofErr w:type="gramStart"/>
+      <w:r>
+        <w:rPr>
+          <w:rFonts w:ascii="Courier New" w:hAnsi="Courier New" w:cs="Courier New"/>
+          <w:sz w:val="24"/>
+          <w:szCs w:val="24"/>
+          <w:lang w:val="en-US"/>
+        </w:rPr>
+        <w:t>SetConsoleOutputCP</w:t>
+      </w:r>
+      <w:proofErr w:type="spellEnd"/>
+      <w:r>
+        <w:rPr>
+          <w:rFonts w:ascii="Courier New" w:hAnsi="Courier New" w:cs="Courier New"/>
+          <w:sz w:val="24"/>
+          <w:szCs w:val="24"/>
+          <w:lang w:val="en-US"/>
+        </w:rPr>
+        <w:t>(</w:t>
+      </w:r>
+      <w:proofErr w:type="gramEnd"/>
+      <w:r>
+        <w:rPr>
+          <w:rFonts w:ascii="Courier New" w:hAnsi="Courier New" w:cs="Courier New"/>
+          <w:sz w:val="24"/>
+          <w:szCs w:val="24"/>
+          <w:lang w:val="en-US"/>
+        </w:rPr>
+        <w:t>1251);</w:t>
+      </w:r>
+    </w:p>
+    <w:p>
+      <w:pPr>
+        <w:pStyle w:val="1"/>
+        <w:ind w:firstLine="708"/>
+        <w:rPr>
+          <w:rFonts w:ascii="Courier New" w:hAnsi="Courier New" w:cs="Courier New"/>
+          <w:sz w:val="24"/>
+          <w:szCs w:val="24"/>
+          <w:lang w:val="en-US"/>
+        </w:rPr>
+      </w:pPr>
+      <w:r>
+        <w:rPr>
+          <w:rFonts w:ascii="Courier New" w:hAnsi="Courier New" w:cs="Courier New"/>
+          <w:sz w:val="24"/>
+          <w:szCs w:val="24"/>
+          <w:lang w:val="en-US"/>
+        </w:rPr>
+        <w:tab/>
+      </w:r>
+      <w:proofErr w:type="spellStart"/>
+      <w:proofErr w:type="gramStart"/>
+      <w:r>
+        <w:rPr>
+          <w:rFonts w:ascii="Courier New" w:hAnsi="Courier New" w:cs="Courier New"/>
+          <w:sz w:val="24"/>
+          <w:szCs w:val="24"/>
+          <w:lang w:val="en-US"/>
+        </w:rPr>
+        <w:t>SetConsoleCP</w:t>
+      </w:r>
+      <w:proofErr w:type="spellEnd"/>
+      <w:r>
+        <w:rPr>
+          <w:rFonts w:ascii="Courier New" w:hAnsi="Courier New" w:cs="Courier New"/>
+          <w:sz w:val="24"/>
+          <w:szCs w:val="24"/>
+          <w:lang w:val="en-US"/>
+        </w:rPr>
+        <w:t>(</w:t>
+      </w:r>
+      <w:proofErr w:type="gramEnd"/>
+      <w:r>
+        <w:rPr>
+          <w:rFonts w:ascii="Courier New" w:hAnsi="Courier New" w:cs="Courier New"/>
+          <w:sz w:val="24"/>
+          <w:szCs w:val="24"/>
+          <w:lang w:val="en-US"/>
+        </w:rPr>
+        <w:t>1251);</w:t>
       </w:r>
     </w:p>
     <w:p>
@@ -933,7 +1075,27 @@
           <w:lang w:val="en-US"/>
         </w:rPr>
         <w:tab/>
-        <w:t>vector&lt;double&gt; secondPowerArray;</w:t>
+        <w:t xml:space="preserve">vector&lt;double&gt; </w:t>
+      </w:r>
+      <w:proofErr w:type="spellStart"/>
+      <w:r>
+        <w:rPr>
+          <w:rFonts w:ascii="Courier New" w:hAnsi="Courier New" w:cs="Courier New"/>
+          <w:sz w:val="24"/>
+          <w:szCs w:val="24"/>
+          <w:lang w:val="en-US"/>
+        </w:rPr>
+        <w:t>secondPowerArray</w:t>
+      </w:r>
+      <w:proofErr w:type="spellEnd"/>
+      <w:r>
+        <w:rPr>
+          <w:rFonts w:ascii="Courier New" w:hAnsi="Courier New" w:cs="Courier New"/>
+          <w:sz w:val="24"/>
+          <w:szCs w:val="24"/>
+          <w:lang w:val="en-US"/>
+        </w:rPr>
+        <w:t>;</w:t>
       </w:r>
     </w:p>
     <w:p>
@@ -1009,38 +1171,168 @@
           <w:lang w:val="en-US"/>
         </w:rPr>
         <w:tab/>
-        <w:t>for (short i{ 0 }; i &lt; 100; i++) {</w:t>
-      </w:r>
-    </w:p>
-    <w:p>
-      <w:pPr>
-        <w:pStyle w:val="1"/>
-        <w:ind w:firstLine="708"/>
-        <w:rPr>
-          <w:rFonts w:ascii="Courier New" w:hAnsi="Courier New" w:cs="Courier New"/>
-          <w:sz w:val="24"/>
-          <w:szCs w:val="24"/>
-          <w:lang w:val="en-US"/>
-        </w:rPr>
-      </w:pPr>
-      <w:r>
-        <w:rPr>
-          <w:rFonts w:ascii="Courier New" w:hAnsi="Courier New" w:cs="Courier New"/>
-          <w:sz w:val="24"/>
-          <w:szCs w:val="24"/>
-          <w:lang w:val="en-US"/>
-        </w:rPr>
-        <w:tab/>
-      </w:r>
-      <w:r>
-        <w:rPr>
-          <w:rFonts w:ascii="Courier New" w:hAnsi="Courier New" w:cs="Courier New"/>
-          <w:sz w:val="24"/>
-          <w:szCs w:val="24"/>
-          <w:lang w:val="en-US"/>
-        </w:rPr>
-        <w:tab/>
-        <w:t>secondPowerArray.push_back(pow(2, i));</w:t>
+        <w:t xml:space="preserve">for (short </w:t>
+      </w:r>
+      <w:proofErr w:type="spellStart"/>
+      <w:proofErr w:type="gramStart"/>
+      <w:r>
+        <w:rPr>
+          <w:rFonts w:ascii="Courier New" w:hAnsi="Courier New" w:cs="Courier New"/>
+          <w:sz w:val="24"/>
+          <w:szCs w:val="24"/>
+          <w:lang w:val="en-US"/>
+        </w:rPr>
+        <w:t>i</w:t>
+      </w:r>
+      <w:proofErr w:type="spellEnd"/>
+      <w:r>
+        <w:rPr>
+          <w:rFonts w:ascii="Courier New" w:hAnsi="Courier New" w:cs="Courier New"/>
+          <w:sz w:val="24"/>
+          <w:szCs w:val="24"/>
+          <w:lang w:val="en-US"/>
+        </w:rPr>
+        <w:t>{ 0</w:t>
+      </w:r>
+      <w:proofErr w:type="gramEnd"/>
+      <w:r>
+        <w:rPr>
+          <w:rFonts w:ascii="Courier New" w:hAnsi="Courier New" w:cs="Courier New"/>
+          <w:sz w:val="24"/>
+          <w:szCs w:val="24"/>
+          <w:lang w:val="en-US"/>
+        </w:rPr>
+        <w:t xml:space="preserve"> }; </w:t>
+      </w:r>
+      <w:proofErr w:type="spellStart"/>
+      <w:r>
+        <w:rPr>
+          <w:rFonts w:ascii="Courier New" w:hAnsi="Courier New" w:cs="Courier New"/>
+          <w:sz w:val="24"/>
+          <w:szCs w:val="24"/>
+          <w:lang w:val="en-US"/>
+        </w:rPr>
+        <w:t>i</w:t>
+      </w:r>
+      <w:proofErr w:type="spellEnd"/>
+      <w:r>
+        <w:rPr>
+          <w:rFonts w:ascii="Courier New" w:hAnsi="Courier New" w:cs="Courier New"/>
+          <w:sz w:val="24"/>
+          <w:szCs w:val="24"/>
+          <w:lang w:val="en-US"/>
+        </w:rPr>
+        <w:t xml:space="preserve"> &lt; 100; </w:t>
+      </w:r>
+      <w:proofErr w:type="spellStart"/>
+      <w:r>
+        <w:rPr>
+          <w:rFonts w:ascii="Courier New" w:hAnsi="Courier New" w:cs="Courier New"/>
+          <w:sz w:val="24"/>
+          <w:szCs w:val="24"/>
+          <w:lang w:val="en-US"/>
+        </w:rPr>
+        <w:t>i</w:t>
+      </w:r>
+      <w:proofErr w:type="spellEnd"/>
+      <w:r>
+        <w:rPr>
+          <w:rFonts w:ascii="Courier New" w:hAnsi="Courier New" w:cs="Courier New"/>
+          <w:sz w:val="24"/>
+          <w:szCs w:val="24"/>
+          <w:lang w:val="en-US"/>
+        </w:rPr>
+        <w:t>++) {</w:t>
+      </w:r>
+    </w:p>
+    <w:p>
+      <w:pPr>
+        <w:pStyle w:val="1"/>
+        <w:ind w:firstLine="708"/>
+        <w:rPr>
+          <w:rFonts w:ascii="Courier New" w:hAnsi="Courier New" w:cs="Courier New"/>
+          <w:sz w:val="24"/>
+          <w:szCs w:val="24"/>
+          <w:lang w:val="en-US"/>
+        </w:rPr>
+      </w:pPr>
+      <w:r>
+        <w:rPr>
+          <w:rFonts w:ascii="Courier New" w:hAnsi="Courier New" w:cs="Courier New"/>
+          <w:sz w:val="24"/>
+          <w:szCs w:val="24"/>
+          <w:lang w:val="en-US"/>
+        </w:rPr>
+        <w:tab/>
+      </w:r>
+      <w:r>
+        <w:rPr>
+          <w:rFonts w:ascii="Courier New" w:hAnsi="Courier New" w:cs="Courier New"/>
+          <w:sz w:val="24"/>
+          <w:szCs w:val="24"/>
+          <w:lang w:val="en-US"/>
+        </w:rPr>
+        <w:tab/>
+      </w:r>
+      <w:proofErr w:type="spellStart"/>
+      <w:r>
+        <w:rPr>
+          <w:rFonts w:ascii="Courier New" w:hAnsi="Courier New" w:cs="Courier New"/>
+          <w:sz w:val="24"/>
+          <w:szCs w:val="24"/>
+          <w:lang w:val="en-US"/>
+        </w:rPr>
+        <w:t>secondPowerArray.push_</w:t>
+      </w:r>
+      <w:proofErr w:type="gramStart"/>
+      <w:r>
+        <w:rPr>
+          <w:rFonts w:ascii="Courier New" w:hAnsi="Courier New" w:cs="Courier New"/>
+          <w:sz w:val="24"/>
+          <w:szCs w:val="24"/>
+          <w:lang w:val="en-US"/>
+        </w:rPr>
+        <w:t>back</w:t>
+      </w:r>
+      <w:proofErr w:type="spellEnd"/>
+      <w:r>
+        <w:rPr>
+          <w:rFonts w:ascii="Courier New" w:hAnsi="Courier New" w:cs="Courier New"/>
+          <w:sz w:val="24"/>
+          <w:szCs w:val="24"/>
+          <w:lang w:val="en-US"/>
+        </w:rPr>
+        <w:t>(pow(</w:t>
+      </w:r>
+      <w:proofErr w:type="gramEnd"/>
+      <w:r>
+        <w:rPr>
+          <w:rFonts w:ascii="Courier New" w:hAnsi="Courier New" w:cs="Courier New"/>
+          <w:sz w:val="24"/>
+          <w:szCs w:val="24"/>
+          <w:lang w:val="en-US"/>
+        </w:rPr>
+        <w:t xml:space="preserve">2, </w:t>
+      </w:r>
+      <w:proofErr w:type="spellStart"/>
+      <w:r>
+        <w:rPr>
+          <w:rFonts w:ascii="Courier New" w:hAnsi="Courier New" w:cs="Courier New"/>
+          <w:sz w:val="24"/>
+          <w:szCs w:val="24"/>
+          <w:lang w:val="en-US"/>
+        </w:rPr>
+        <w:t>i</w:t>
+      </w:r>
+      <w:proofErr w:type="spellEnd"/>
+      <w:r>
+        <w:rPr>
+          <w:rFonts w:ascii="Courier New" w:hAnsi="Courier New" w:cs="Courier New"/>
+          <w:sz w:val="24"/>
+          <w:szCs w:val="24"/>
+          <w:lang w:val="en-US"/>
+        </w:rPr>
+        <w:t>));</w:t>
       </w:r>
     </w:p>
     <w:p>
@@ -1161,25 +1453,35 @@
           <w:rFonts w:ascii="Courier New" w:hAnsi="Courier New" w:cs="Courier New"/>
           <w:sz w:val="24"/>
           <w:szCs w:val="24"/>
-        </w:rPr>
-      </w:pPr>
-      <w:r>
-        <w:rPr>
-          <w:rFonts w:ascii="Courier New" w:hAnsi="Courier New" w:cs="Courier New"/>
-          <w:sz w:val="24"/>
-          <w:szCs w:val="24"/>
-          <w:lang w:val="en-US"/>
-        </w:rPr>
-        <w:tab/>
-      </w:r>
-      <w:r>
-        <w:rPr>
-          <w:rFonts w:ascii="Courier New" w:hAnsi="Courier New" w:cs="Courier New"/>
-          <w:sz w:val="24"/>
-          <w:szCs w:val="24"/>
-          <w:lang w:val="en-US"/>
-        </w:rPr>
-        <w:tab/>
+          <w:lang w:val="en-US"/>
+        </w:rPr>
+      </w:pPr>
+      <w:r>
+        <w:rPr>
+          <w:rFonts w:ascii="Courier New" w:hAnsi="Courier New" w:cs="Courier New"/>
+          <w:sz w:val="24"/>
+          <w:szCs w:val="24"/>
+          <w:lang w:val="en-US"/>
+        </w:rPr>
+        <w:tab/>
+      </w:r>
+      <w:r>
+        <w:rPr>
+          <w:rFonts w:ascii="Courier New" w:hAnsi="Courier New" w:cs="Courier New"/>
+          <w:sz w:val="24"/>
+          <w:szCs w:val="24"/>
+          <w:lang w:val="en-US"/>
+        </w:rPr>
+        <w:tab/>
+      </w:r>
+      <w:proofErr w:type="gramStart"/>
+      <w:r>
+        <w:rPr>
+          <w:rFonts w:ascii="Courier New" w:hAnsi="Courier New" w:cs="Courier New"/>
+          <w:sz w:val="24"/>
+          <w:szCs w:val="24"/>
+          <w:lang w:val="en-US"/>
+        </w:rPr>
         <w:t>std</w:t>
       </w:r>
       <w:r>
@@ -1187,9 +1489,12 @@
           <w:rFonts w:ascii="Courier New" w:hAnsi="Courier New" w:cs="Courier New"/>
           <w:sz w:val="24"/>
           <w:szCs w:val="24"/>
+          <w:lang w:val="en-US"/>
         </w:rPr>
         <w:t>::</w:t>
       </w:r>
+      <w:proofErr w:type="spellStart"/>
+      <w:proofErr w:type="gramEnd"/>
       <w:r>
         <w:rPr>
           <w:rFonts w:ascii="Courier New" w:hAnsi="Courier New" w:cs="Courier New"/>
@@ -1199,11 +1504,13 @@
         </w:rPr>
         <w:t>cout</w:t>
       </w:r>
-      <w:r>
-        <w:rPr>
-          <w:rFonts w:ascii="Courier New" w:hAnsi="Courier New" w:cs="Courier New"/>
-          <w:sz w:val="24"/>
-          <w:szCs w:val="24"/>
+      <w:proofErr w:type="spellEnd"/>
+      <w:r>
+        <w:rPr>
+          <w:rFonts w:ascii="Courier New" w:hAnsi="Courier New" w:cs="Courier New"/>
+          <w:sz w:val="24"/>
+          <w:szCs w:val="24"/>
+          <w:lang w:val="en-US"/>
         </w:rPr>
         <w:t xml:space="preserve"> &lt;&lt; "</w:t>
       </w:r>
@@ -1220,6 +1527,7 @@
           <w:rFonts w:ascii="Courier New" w:hAnsi="Courier New" w:cs="Courier New"/>
           <w:sz w:val="24"/>
           <w:szCs w:val="24"/>
+          <w:lang w:val="en-US"/>
         </w:rPr>
         <w:t xml:space="preserve"> </w:t>
       </w:r>
@@ -1236,6 +1544,7 @@
           <w:rFonts w:ascii="Courier New" w:hAnsi="Courier New" w:cs="Courier New"/>
           <w:sz w:val="24"/>
           <w:szCs w:val="24"/>
+          <w:lang w:val="en-US"/>
         </w:rPr>
         <w:t xml:space="preserve"> </w:t>
       </w:r>
@@ -1252,9 +1561,11 @@
           <w:rFonts w:ascii="Courier New" w:hAnsi="Courier New" w:cs="Courier New"/>
           <w:sz w:val="24"/>
           <w:szCs w:val="24"/>
+          <w:lang w:val="en-US"/>
         </w:rPr>
         <w:t xml:space="preserve">:" &lt;&lt; </w:t>
       </w:r>
+      <w:proofErr w:type="spellStart"/>
       <w:r>
         <w:rPr>
           <w:rFonts w:ascii="Courier New" w:hAnsi="Courier New" w:cs="Courier New"/>
@@ -1264,11 +1575,13 @@
         </w:rPr>
         <w:t>endl</w:t>
       </w:r>
-      <w:r>
-        <w:rPr>
-          <w:rFonts w:ascii="Courier New" w:hAnsi="Courier New" w:cs="Courier New"/>
-          <w:sz w:val="24"/>
-          <w:szCs w:val="24"/>
+      <w:proofErr w:type="spellEnd"/>
+      <w:r>
+        <w:rPr>
+          <w:rFonts w:ascii="Courier New" w:hAnsi="Courier New" w:cs="Courier New"/>
+          <w:sz w:val="24"/>
+          <w:szCs w:val="24"/>
+          <w:lang w:val="en-US"/>
         </w:rPr>
         <w:t>;</w:t>
       </w:r>
@@ -1289,25 +1602,47 @@
           <w:rFonts w:ascii="Courier New" w:hAnsi="Courier New" w:cs="Courier New"/>
           <w:sz w:val="24"/>
           <w:szCs w:val="24"/>
-        </w:rPr>
-        <w:tab/>
-      </w:r>
-      <w:r>
-        <w:rPr>
-          <w:rFonts w:ascii="Courier New" w:hAnsi="Courier New" w:cs="Courier New"/>
-          <w:sz w:val="24"/>
-          <w:szCs w:val="24"/>
-        </w:rPr>
-        <w:tab/>
-      </w:r>
-      <w:r>
-        <w:rPr>
-          <w:rFonts w:ascii="Courier New" w:hAnsi="Courier New" w:cs="Courier New"/>
-          <w:sz w:val="24"/>
-          <w:szCs w:val="24"/>
-          <w:lang w:val="en-US"/>
-        </w:rPr>
-        <w:t>while (cin &gt;&gt; temp) {</w:t>
+          <w:lang w:val="en-US"/>
+        </w:rPr>
+        <w:tab/>
+      </w:r>
+      <w:r>
+        <w:rPr>
+          <w:rFonts w:ascii="Courier New" w:hAnsi="Courier New" w:cs="Courier New"/>
+          <w:sz w:val="24"/>
+          <w:szCs w:val="24"/>
+          <w:lang w:val="en-US"/>
+        </w:rPr>
+        <w:tab/>
+      </w:r>
+      <w:r>
+        <w:rPr>
+          <w:rFonts w:ascii="Courier New" w:hAnsi="Courier New" w:cs="Courier New"/>
+          <w:sz w:val="24"/>
+          <w:szCs w:val="24"/>
+          <w:lang w:val="en-US"/>
+        </w:rPr>
+        <w:t>while (</w:t>
+      </w:r>
+      <w:proofErr w:type="spellStart"/>
+      <w:r>
+        <w:rPr>
+          <w:rFonts w:ascii="Courier New" w:hAnsi="Courier New" w:cs="Courier New"/>
+          <w:sz w:val="24"/>
+          <w:szCs w:val="24"/>
+          <w:lang w:val="en-US"/>
+        </w:rPr>
+        <w:t>cin</w:t>
+      </w:r>
+      <w:proofErr w:type="spellEnd"/>
+      <w:r>
+        <w:rPr>
+          <w:rFonts w:ascii="Courier New" w:hAnsi="Courier New" w:cs="Courier New"/>
+          <w:sz w:val="24"/>
+          <w:szCs w:val="24"/>
+          <w:lang w:val="en-US"/>
+        </w:rPr>
+        <w:t xml:space="preserve"> &gt;&gt; temp) {</w:t>
       </w:r>
     </w:p>
     <w:p>
@@ -1525,7 +1860,37 @@
           <w:lang w:val="en-US"/>
         </w:rPr>
         <w:tab/>
-        <w:t>array.push_back(temp);</w:t>
+      </w:r>
+      <w:proofErr w:type="spellStart"/>
+      <w:proofErr w:type="gramStart"/>
+      <w:r>
+        <w:rPr>
+          <w:rFonts w:ascii="Courier New" w:hAnsi="Courier New" w:cs="Courier New"/>
+          <w:sz w:val="24"/>
+          <w:szCs w:val="24"/>
+          <w:lang w:val="en-US"/>
+        </w:rPr>
+        <w:t>array.push</w:t>
+      </w:r>
+      <w:proofErr w:type="gramEnd"/>
+      <w:r>
+        <w:rPr>
+          <w:rFonts w:ascii="Courier New" w:hAnsi="Courier New" w:cs="Courier New"/>
+          <w:sz w:val="24"/>
+          <w:szCs w:val="24"/>
+          <w:lang w:val="en-US"/>
+        </w:rPr>
+        <w:t>_back</w:t>
+      </w:r>
+      <w:proofErr w:type="spellEnd"/>
+      <w:r>
+        <w:rPr>
+          <w:rFonts w:ascii="Courier New" w:hAnsi="Courier New" w:cs="Courier New"/>
+          <w:sz w:val="24"/>
+          <w:szCs w:val="24"/>
+          <w:lang w:val="en-US"/>
+        </w:rPr>
+        <w:t>(temp);</w:t>
       </w:r>
     </w:p>
     <w:p>
@@ -1651,191 +2016,425 @@
           <w:lang w:val="en-US"/>
         </w:rPr>
         <w:tab/>
-        <w:t>double elementsAmount = array.size();</w:t>
-      </w:r>
-    </w:p>
-    <w:p>
-      <w:pPr>
-        <w:pStyle w:val="1"/>
-        <w:ind w:firstLine="708"/>
-        <w:rPr>
-          <w:rFonts w:ascii="Courier New" w:hAnsi="Courier New" w:cs="Courier New"/>
-          <w:sz w:val="24"/>
-          <w:szCs w:val="24"/>
-          <w:lang w:val="en-US"/>
-        </w:rPr>
-      </w:pPr>
-    </w:p>
-    <w:p>
-      <w:pPr>
-        <w:pStyle w:val="1"/>
-        <w:ind w:firstLine="708"/>
-        <w:rPr>
-          <w:rFonts w:ascii="Courier New" w:hAnsi="Courier New" w:cs="Courier New"/>
-          <w:sz w:val="24"/>
-          <w:szCs w:val="24"/>
-          <w:lang w:val="en-US"/>
-        </w:rPr>
-      </w:pPr>
-      <w:r>
-        <w:rPr>
-          <w:rFonts w:ascii="Courier New" w:hAnsi="Courier New" w:cs="Courier New"/>
-          <w:sz w:val="24"/>
-          <w:szCs w:val="24"/>
-          <w:lang w:val="en-US"/>
-        </w:rPr>
-        <w:tab/>
-      </w:r>
-      <w:r>
-        <w:rPr>
-          <w:rFonts w:ascii="Courier New" w:hAnsi="Courier New" w:cs="Courier New"/>
-          <w:sz w:val="24"/>
-          <w:szCs w:val="24"/>
-          <w:lang w:val="en-US"/>
-        </w:rPr>
-        <w:tab/>
-        <w:t>if (elementsAmount != 0) {</w:t>
-      </w:r>
-    </w:p>
-    <w:p>
-      <w:pPr>
-        <w:pStyle w:val="1"/>
-        <w:ind w:firstLine="708"/>
-        <w:rPr>
-          <w:rFonts w:ascii="Courier New" w:hAnsi="Courier New" w:cs="Courier New"/>
-          <w:sz w:val="24"/>
-          <w:szCs w:val="24"/>
-          <w:lang w:val="en-US"/>
-        </w:rPr>
-      </w:pPr>
-      <w:r>
-        <w:rPr>
-          <w:rFonts w:ascii="Courier New" w:hAnsi="Courier New" w:cs="Courier New"/>
-          <w:sz w:val="24"/>
-          <w:szCs w:val="24"/>
-          <w:lang w:val="en-US"/>
-        </w:rPr>
-        <w:tab/>
-      </w:r>
-      <w:r>
-        <w:rPr>
-          <w:rFonts w:ascii="Courier New" w:hAnsi="Courier New" w:cs="Courier New"/>
-          <w:sz w:val="24"/>
-          <w:szCs w:val="24"/>
-          <w:lang w:val="en-US"/>
-        </w:rPr>
-        <w:tab/>
-      </w:r>
-      <w:r>
-        <w:rPr>
-          <w:rFonts w:ascii="Courier New" w:hAnsi="Courier New" w:cs="Courier New"/>
-          <w:sz w:val="24"/>
-          <w:szCs w:val="24"/>
-          <w:lang w:val="en-US"/>
-        </w:rPr>
-        <w:tab/>
-        <w:t>double elementsSum{ 0 };</w:t>
-      </w:r>
-    </w:p>
-    <w:p>
-      <w:pPr>
-        <w:pStyle w:val="1"/>
-        <w:ind w:firstLine="708"/>
-        <w:rPr>
-          <w:rFonts w:ascii="Courier New" w:hAnsi="Courier New" w:cs="Courier New"/>
-          <w:sz w:val="24"/>
-          <w:szCs w:val="24"/>
-          <w:lang w:val="en-US"/>
-        </w:rPr>
-      </w:pPr>
-    </w:p>
-    <w:p>
-      <w:pPr>
-        <w:pStyle w:val="1"/>
-        <w:ind w:firstLine="708"/>
-        <w:rPr>
-          <w:rFonts w:ascii="Courier New" w:hAnsi="Courier New" w:cs="Courier New"/>
-          <w:sz w:val="24"/>
-          <w:szCs w:val="24"/>
-          <w:lang w:val="en-US"/>
-        </w:rPr>
-      </w:pPr>
-      <w:r>
-        <w:rPr>
-          <w:rFonts w:ascii="Courier New" w:hAnsi="Courier New" w:cs="Courier New"/>
-          <w:sz w:val="24"/>
-          <w:szCs w:val="24"/>
-          <w:lang w:val="en-US"/>
-        </w:rPr>
-        <w:tab/>
-      </w:r>
-      <w:r>
-        <w:rPr>
-          <w:rFonts w:ascii="Courier New" w:hAnsi="Courier New" w:cs="Courier New"/>
-          <w:sz w:val="24"/>
-          <w:szCs w:val="24"/>
-          <w:lang w:val="en-US"/>
-        </w:rPr>
-        <w:tab/>
-      </w:r>
-      <w:r>
-        <w:rPr>
-          <w:rFonts w:ascii="Courier New" w:hAnsi="Courier New" w:cs="Courier New"/>
-          <w:sz w:val="24"/>
-          <w:szCs w:val="24"/>
-          <w:lang w:val="en-US"/>
-        </w:rPr>
-        <w:tab/>
-        <w:t>for (short i{ 0 }; i &lt; elementsAmount; i++) {</w:t>
-      </w:r>
-    </w:p>
-    <w:p>
-      <w:pPr>
-        <w:pStyle w:val="1"/>
-        <w:ind w:firstLine="708"/>
-        <w:rPr>
-          <w:rFonts w:ascii="Courier New" w:hAnsi="Courier New" w:cs="Courier New"/>
-          <w:sz w:val="24"/>
-          <w:szCs w:val="24"/>
-          <w:lang w:val="en-US"/>
-        </w:rPr>
-      </w:pPr>
-      <w:r>
-        <w:rPr>
-          <w:rFonts w:ascii="Courier New" w:hAnsi="Courier New" w:cs="Courier New"/>
-          <w:sz w:val="24"/>
-          <w:szCs w:val="24"/>
-          <w:lang w:val="en-US"/>
-        </w:rPr>
-        <w:tab/>
-      </w:r>
-      <w:r>
-        <w:rPr>
-          <w:rFonts w:ascii="Courier New" w:hAnsi="Courier New" w:cs="Courier New"/>
-          <w:sz w:val="24"/>
-          <w:szCs w:val="24"/>
-          <w:lang w:val="en-US"/>
-        </w:rPr>
-        <w:tab/>
-      </w:r>
-      <w:r>
-        <w:rPr>
-          <w:rFonts w:ascii="Courier New" w:hAnsi="Courier New" w:cs="Courier New"/>
-          <w:sz w:val="24"/>
-          <w:szCs w:val="24"/>
-          <w:lang w:val="en-US"/>
-        </w:rPr>
-        <w:tab/>
-      </w:r>
-      <w:r>
-        <w:rPr>
-          <w:rFonts w:ascii="Courier New" w:hAnsi="Courier New" w:cs="Courier New"/>
-          <w:sz w:val="24"/>
-          <w:szCs w:val="24"/>
-          <w:lang w:val="en-US"/>
-        </w:rPr>
-        <w:tab/>
-        <w:t>elementsSum += array[i];</w:t>
+        <w:t xml:space="preserve">double </w:t>
+      </w:r>
+      <w:proofErr w:type="spellStart"/>
+      <w:r>
+        <w:rPr>
+          <w:rFonts w:ascii="Courier New" w:hAnsi="Courier New" w:cs="Courier New"/>
+          <w:sz w:val="24"/>
+          <w:szCs w:val="24"/>
+          <w:lang w:val="en-US"/>
+        </w:rPr>
+        <w:t>elementsAmount</w:t>
+      </w:r>
+      <w:proofErr w:type="spellEnd"/>
+      <w:r>
+        <w:rPr>
+          <w:rFonts w:ascii="Courier New" w:hAnsi="Courier New" w:cs="Courier New"/>
+          <w:sz w:val="24"/>
+          <w:szCs w:val="24"/>
+          <w:lang w:val="en-US"/>
+        </w:rPr>
+        <w:t xml:space="preserve"> = </w:t>
+      </w:r>
+      <w:proofErr w:type="spellStart"/>
+      <w:proofErr w:type="gramStart"/>
+      <w:r>
+        <w:rPr>
+          <w:rFonts w:ascii="Courier New" w:hAnsi="Courier New" w:cs="Courier New"/>
+          <w:sz w:val="24"/>
+          <w:szCs w:val="24"/>
+          <w:lang w:val="en-US"/>
+        </w:rPr>
+        <w:t>array.size</w:t>
+      </w:r>
+      <w:proofErr w:type="spellEnd"/>
+      <w:proofErr w:type="gramEnd"/>
+      <w:r>
+        <w:rPr>
+          <w:rFonts w:ascii="Courier New" w:hAnsi="Courier New" w:cs="Courier New"/>
+          <w:sz w:val="24"/>
+          <w:szCs w:val="24"/>
+          <w:lang w:val="en-US"/>
+        </w:rPr>
+        <w:t>();</w:t>
+      </w:r>
+    </w:p>
+    <w:p>
+      <w:pPr>
+        <w:pStyle w:val="1"/>
+        <w:ind w:firstLine="708"/>
+        <w:rPr>
+          <w:rFonts w:ascii="Courier New" w:hAnsi="Courier New" w:cs="Courier New"/>
+          <w:sz w:val="24"/>
+          <w:szCs w:val="24"/>
+          <w:lang w:val="en-US"/>
+        </w:rPr>
+      </w:pPr>
+    </w:p>
+    <w:p>
+      <w:pPr>
+        <w:pStyle w:val="1"/>
+        <w:ind w:firstLine="708"/>
+        <w:rPr>
+          <w:rFonts w:ascii="Courier New" w:hAnsi="Courier New" w:cs="Courier New"/>
+          <w:sz w:val="24"/>
+          <w:szCs w:val="24"/>
+          <w:lang w:val="en-US"/>
+        </w:rPr>
+      </w:pPr>
+      <w:r>
+        <w:rPr>
+          <w:rFonts w:ascii="Courier New" w:hAnsi="Courier New" w:cs="Courier New"/>
+          <w:sz w:val="24"/>
+          <w:szCs w:val="24"/>
+          <w:lang w:val="en-US"/>
+        </w:rPr>
+        <w:tab/>
+      </w:r>
+      <w:r>
+        <w:rPr>
+          <w:rFonts w:ascii="Courier New" w:hAnsi="Courier New" w:cs="Courier New"/>
+          <w:sz w:val="24"/>
+          <w:szCs w:val="24"/>
+          <w:lang w:val="en-US"/>
+        </w:rPr>
+        <w:tab/>
+        <w:t>if (</w:t>
+      </w:r>
+      <w:proofErr w:type="spellStart"/>
+      <w:proofErr w:type="gramStart"/>
+      <w:r>
+        <w:rPr>
+          <w:rFonts w:ascii="Courier New" w:hAnsi="Courier New" w:cs="Courier New"/>
+          <w:sz w:val="24"/>
+          <w:szCs w:val="24"/>
+          <w:lang w:val="en-US"/>
+        </w:rPr>
+        <w:t>elementsAmount</w:t>
+      </w:r>
+      <w:proofErr w:type="spellEnd"/>
+      <w:r>
+        <w:rPr>
+          <w:rFonts w:ascii="Courier New" w:hAnsi="Courier New" w:cs="Courier New"/>
+          <w:sz w:val="24"/>
+          <w:szCs w:val="24"/>
+          <w:lang w:val="en-US"/>
+        </w:rPr>
+        <w:t xml:space="preserve"> !</w:t>
+      </w:r>
+      <w:proofErr w:type="gramEnd"/>
+      <w:r>
+        <w:rPr>
+          <w:rFonts w:ascii="Courier New" w:hAnsi="Courier New" w:cs="Courier New"/>
+          <w:sz w:val="24"/>
+          <w:szCs w:val="24"/>
+          <w:lang w:val="en-US"/>
+        </w:rPr>
+        <w:t>= 0) {</w:t>
+      </w:r>
+    </w:p>
+    <w:p>
+      <w:pPr>
+        <w:pStyle w:val="1"/>
+        <w:ind w:firstLine="708"/>
+        <w:rPr>
+          <w:rFonts w:ascii="Courier New" w:hAnsi="Courier New" w:cs="Courier New"/>
+          <w:sz w:val="24"/>
+          <w:szCs w:val="24"/>
+          <w:lang w:val="en-US"/>
+        </w:rPr>
+      </w:pPr>
+      <w:r>
+        <w:rPr>
+          <w:rFonts w:ascii="Courier New" w:hAnsi="Courier New" w:cs="Courier New"/>
+          <w:sz w:val="24"/>
+          <w:szCs w:val="24"/>
+          <w:lang w:val="en-US"/>
+        </w:rPr>
+        <w:tab/>
+      </w:r>
+      <w:r>
+        <w:rPr>
+          <w:rFonts w:ascii="Courier New" w:hAnsi="Courier New" w:cs="Courier New"/>
+          <w:sz w:val="24"/>
+          <w:szCs w:val="24"/>
+          <w:lang w:val="en-US"/>
+        </w:rPr>
+        <w:tab/>
+      </w:r>
+      <w:r>
+        <w:rPr>
+          <w:rFonts w:ascii="Courier New" w:hAnsi="Courier New" w:cs="Courier New"/>
+          <w:sz w:val="24"/>
+          <w:szCs w:val="24"/>
+          <w:lang w:val="en-US"/>
+        </w:rPr>
+        <w:tab/>
+        <w:t xml:space="preserve">double </w:t>
+      </w:r>
+      <w:proofErr w:type="spellStart"/>
+      <w:proofErr w:type="gramStart"/>
+      <w:r>
+        <w:rPr>
+          <w:rFonts w:ascii="Courier New" w:hAnsi="Courier New" w:cs="Courier New"/>
+          <w:sz w:val="24"/>
+          <w:szCs w:val="24"/>
+          <w:lang w:val="en-US"/>
+        </w:rPr>
+        <w:t>elementsSum</w:t>
+      </w:r>
+      <w:proofErr w:type="spellEnd"/>
+      <w:r>
+        <w:rPr>
+          <w:rFonts w:ascii="Courier New" w:hAnsi="Courier New" w:cs="Courier New"/>
+          <w:sz w:val="24"/>
+          <w:szCs w:val="24"/>
+          <w:lang w:val="en-US"/>
+        </w:rPr>
+        <w:t>{ 0</w:t>
+      </w:r>
+      <w:proofErr w:type="gramEnd"/>
+      <w:r>
+        <w:rPr>
+          <w:rFonts w:ascii="Courier New" w:hAnsi="Courier New" w:cs="Courier New"/>
+          <w:sz w:val="24"/>
+          <w:szCs w:val="24"/>
+          <w:lang w:val="en-US"/>
+        </w:rPr>
+        <w:t xml:space="preserve"> };</w:t>
+      </w:r>
+    </w:p>
+    <w:p>
+      <w:pPr>
+        <w:pStyle w:val="1"/>
+        <w:ind w:firstLine="708"/>
+        <w:rPr>
+          <w:rFonts w:ascii="Courier New" w:hAnsi="Courier New" w:cs="Courier New"/>
+          <w:sz w:val="24"/>
+          <w:szCs w:val="24"/>
+          <w:lang w:val="en-US"/>
+        </w:rPr>
+      </w:pPr>
+    </w:p>
+    <w:p>
+      <w:pPr>
+        <w:pStyle w:val="1"/>
+        <w:ind w:firstLine="708"/>
+        <w:rPr>
+          <w:rFonts w:ascii="Courier New" w:hAnsi="Courier New" w:cs="Courier New"/>
+          <w:sz w:val="24"/>
+          <w:szCs w:val="24"/>
+          <w:lang w:val="en-US"/>
+        </w:rPr>
+      </w:pPr>
+      <w:r>
+        <w:rPr>
+          <w:rFonts w:ascii="Courier New" w:hAnsi="Courier New" w:cs="Courier New"/>
+          <w:sz w:val="24"/>
+          <w:szCs w:val="24"/>
+          <w:lang w:val="en-US"/>
+        </w:rPr>
+        <w:tab/>
+      </w:r>
+      <w:r>
+        <w:rPr>
+          <w:rFonts w:ascii="Courier New" w:hAnsi="Courier New" w:cs="Courier New"/>
+          <w:sz w:val="24"/>
+          <w:szCs w:val="24"/>
+          <w:lang w:val="en-US"/>
+        </w:rPr>
+        <w:tab/>
+      </w:r>
+      <w:r>
+        <w:rPr>
+          <w:rFonts w:ascii="Courier New" w:hAnsi="Courier New" w:cs="Courier New"/>
+          <w:sz w:val="24"/>
+          <w:szCs w:val="24"/>
+          <w:lang w:val="en-US"/>
+        </w:rPr>
+        <w:tab/>
+        <w:t xml:space="preserve">for (short </w:t>
+      </w:r>
+      <w:proofErr w:type="spellStart"/>
+      <w:proofErr w:type="gramStart"/>
+      <w:r>
+        <w:rPr>
+          <w:rFonts w:ascii="Courier New" w:hAnsi="Courier New" w:cs="Courier New"/>
+          <w:sz w:val="24"/>
+          <w:szCs w:val="24"/>
+          <w:lang w:val="en-US"/>
+        </w:rPr>
+        <w:t>i</w:t>
+      </w:r>
+      <w:proofErr w:type="spellEnd"/>
+      <w:r>
+        <w:rPr>
+          <w:rFonts w:ascii="Courier New" w:hAnsi="Courier New" w:cs="Courier New"/>
+          <w:sz w:val="24"/>
+          <w:szCs w:val="24"/>
+          <w:lang w:val="en-US"/>
+        </w:rPr>
+        <w:t>{ 0</w:t>
+      </w:r>
+      <w:proofErr w:type="gramEnd"/>
+      <w:r>
+        <w:rPr>
+          <w:rFonts w:ascii="Courier New" w:hAnsi="Courier New" w:cs="Courier New"/>
+          <w:sz w:val="24"/>
+          <w:szCs w:val="24"/>
+          <w:lang w:val="en-US"/>
+        </w:rPr>
+        <w:t xml:space="preserve"> }; </w:t>
+      </w:r>
+      <w:proofErr w:type="spellStart"/>
+      <w:r>
+        <w:rPr>
+          <w:rFonts w:ascii="Courier New" w:hAnsi="Courier New" w:cs="Courier New"/>
+          <w:sz w:val="24"/>
+          <w:szCs w:val="24"/>
+          <w:lang w:val="en-US"/>
+        </w:rPr>
+        <w:t>i</w:t>
+      </w:r>
+      <w:proofErr w:type="spellEnd"/>
+      <w:r>
+        <w:rPr>
+          <w:rFonts w:ascii="Courier New" w:hAnsi="Courier New" w:cs="Courier New"/>
+          <w:sz w:val="24"/>
+          <w:szCs w:val="24"/>
+          <w:lang w:val="en-US"/>
+        </w:rPr>
+        <w:t xml:space="preserve"> &lt; </w:t>
+      </w:r>
+      <w:proofErr w:type="spellStart"/>
+      <w:r>
+        <w:rPr>
+          <w:rFonts w:ascii="Courier New" w:hAnsi="Courier New" w:cs="Courier New"/>
+          <w:sz w:val="24"/>
+          <w:szCs w:val="24"/>
+          <w:lang w:val="en-US"/>
+        </w:rPr>
+        <w:t>elementsAmount</w:t>
+      </w:r>
+      <w:proofErr w:type="spellEnd"/>
+      <w:r>
+        <w:rPr>
+          <w:rFonts w:ascii="Courier New" w:hAnsi="Courier New" w:cs="Courier New"/>
+          <w:sz w:val="24"/>
+          <w:szCs w:val="24"/>
+          <w:lang w:val="en-US"/>
+        </w:rPr>
+        <w:t xml:space="preserve">; </w:t>
+      </w:r>
+      <w:proofErr w:type="spellStart"/>
+      <w:r>
+        <w:rPr>
+          <w:rFonts w:ascii="Courier New" w:hAnsi="Courier New" w:cs="Courier New"/>
+          <w:sz w:val="24"/>
+          <w:szCs w:val="24"/>
+          <w:lang w:val="en-US"/>
+        </w:rPr>
+        <w:t>i</w:t>
+      </w:r>
+      <w:proofErr w:type="spellEnd"/>
+      <w:r>
+        <w:rPr>
+          <w:rFonts w:ascii="Courier New" w:hAnsi="Courier New" w:cs="Courier New"/>
+          <w:sz w:val="24"/>
+          <w:szCs w:val="24"/>
+          <w:lang w:val="en-US"/>
+        </w:rPr>
+        <w:t>++) {</w:t>
+      </w:r>
+    </w:p>
+    <w:p>
+      <w:pPr>
+        <w:pStyle w:val="1"/>
+        <w:ind w:firstLine="708"/>
+        <w:rPr>
+          <w:rFonts w:ascii="Courier New" w:hAnsi="Courier New" w:cs="Courier New"/>
+          <w:sz w:val="24"/>
+          <w:szCs w:val="24"/>
+          <w:lang w:val="en-US"/>
+        </w:rPr>
+      </w:pPr>
+      <w:r>
+        <w:rPr>
+          <w:rFonts w:ascii="Courier New" w:hAnsi="Courier New" w:cs="Courier New"/>
+          <w:sz w:val="24"/>
+          <w:szCs w:val="24"/>
+          <w:lang w:val="en-US"/>
+        </w:rPr>
+        <w:tab/>
+      </w:r>
+      <w:r>
+        <w:rPr>
+          <w:rFonts w:ascii="Courier New" w:hAnsi="Courier New" w:cs="Courier New"/>
+          <w:sz w:val="24"/>
+          <w:szCs w:val="24"/>
+          <w:lang w:val="en-US"/>
+        </w:rPr>
+        <w:tab/>
+      </w:r>
+      <w:r>
+        <w:rPr>
+          <w:rFonts w:ascii="Courier New" w:hAnsi="Courier New" w:cs="Courier New"/>
+          <w:sz w:val="24"/>
+          <w:szCs w:val="24"/>
+          <w:lang w:val="en-US"/>
+        </w:rPr>
+        <w:tab/>
+      </w:r>
+      <w:r>
+        <w:rPr>
+          <w:rFonts w:ascii="Courier New" w:hAnsi="Courier New" w:cs="Courier New"/>
+          <w:sz w:val="24"/>
+          <w:szCs w:val="24"/>
+          <w:lang w:val="en-US"/>
+        </w:rPr>
+        <w:tab/>
+      </w:r>
+      <w:proofErr w:type="spellStart"/>
+      <w:r>
+        <w:rPr>
+          <w:rFonts w:ascii="Courier New" w:hAnsi="Courier New" w:cs="Courier New"/>
+          <w:sz w:val="24"/>
+          <w:szCs w:val="24"/>
+          <w:lang w:val="en-US"/>
+        </w:rPr>
+        <w:t>elementsSum</w:t>
+      </w:r>
+      <w:proofErr w:type="spellEnd"/>
+      <w:r>
+        <w:rPr>
+          <w:rFonts w:ascii="Courier New" w:hAnsi="Courier New" w:cs="Courier New"/>
+          <w:sz w:val="24"/>
+          <w:szCs w:val="24"/>
+          <w:lang w:val="en-US"/>
+        </w:rPr>
+        <w:t xml:space="preserve"> += array[</w:t>
+      </w:r>
+      <w:proofErr w:type="spellStart"/>
+      <w:r>
+        <w:rPr>
+          <w:rFonts w:ascii="Courier New" w:hAnsi="Courier New" w:cs="Courier New"/>
+          <w:sz w:val="24"/>
+          <w:szCs w:val="24"/>
+          <w:lang w:val="en-US"/>
+        </w:rPr>
+        <w:t>i</w:t>
+      </w:r>
+      <w:proofErr w:type="spellEnd"/>
+      <w:r>
+        <w:rPr>
+          <w:rFonts w:ascii="Courier New" w:hAnsi="Courier New" w:cs="Courier New"/>
+          <w:sz w:val="24"/>
+          <w:szCs w:val="24"/>
+          <w:lang w:val="en-US"/>
+        </w:rPr>
+        <w:t>];</w:t>
       </w:r>
     </w:p>
     <w:p>
@@ -1927,258 +2526,568 @@
           <w:lang w:val="en-US"/>
         </w:rPr>
         <w:tab/>
-        <w:t>double a_answer = (elementsSum) / (elementsAmount);</w:t>
-      </w:r>
-    </w:p>
-    <w:p>
-      <w:pPr>
-        <w:pStyle w:val="1"/>
-        <w:ind w:firstLine="708"/>
-        <w:rPr>
-          <w:rFonts w:ascii="Courier New" w:hAnsi="Courier New" w:cs="Courier New"/>
-          <w:sz w:val="24"/>
-          <w:szCs w:val="24"/>
-          <w:lang w:val="en-US"/>
-        </w:rPr>
-      </w:pPr>
-    </w:p>
-    <w:p>
-      <w:pPr>
-        <w:pStyle w:val="1"/>
-        <w:ind w:firstLine="708"/>
-        <w:rPr>
-          <w:rFonts w:ascii="Courier New" w:hAnsi="Courier New" w:cs="Courier New"/>
-          <w:sz w:val="24"/>
-          <w:szCs w:val="24"/>
-          <w:lang w:val="en-US"/>
-        </w:rPr>
-      </w:pPr>
-      <w:r>
-        <w:rPr>
-          <w:rFonts w:ascii="Courier New" w:hAnsi="Courier New" w:cs="Courier New"/>
-          <w:sz w:val="24"/>
-          <w:szCs w:val="24"/>
-          <w:lang w:val="en-US"/>
-        </w:rPr>
-        <w:tab/>
-      </w:r>
-      <w:r>
-        <w:rPr>
-          <w:rFonts w:ascii="Courier New" w:hAnsi="Courier New" w:cs="Courier New"/>
-          <w:sz w:val="24"/>
-          <w:szCs w:val="24"/>
-          <w:lang w:val="en-US"/>
-        </w:rPr>
-        <w:tab/>
-      </w:r>
-      <w:r>
-        <w:rPr>
-          <w:rFonts w:ascii="Courier New" w:hAnsi="Courier New" w:cs="Courier New"/>
-          <w:sz w:val="24"/>
-          <w:szCs w:val="24"/>
-          <w:lang w:val="en-US"/>
-        </w:rPr>
-        <w:tab/>
-        <w:t>int minElement = array[0];</w:t>
-      </w:r>
-    </w:p>
-    <w:p>
-      <w:pPr>
-        <w:pStyle w:val="1"/>
-        <w:ind w:firstLine="708"/>
-        <w:rPr>
-          <w:rFonts w:ascii="Courier New" w:hAnsi="Courier New" w:cs="Courier New"/>
-          <w:sz w:val="24"/>
-          <w:szCs w:val="24"/>
-          <w:lang w:val="en-US"/>
-        </w:rPr>
-      </w:pPr>
-      <w:r>
-        <w:rPr>
-          <w:rFonts w:ascii="Courier New" w:hAnsi="Courier New" w:cs="Courier New"/>
-          <w:sz w:val="24"/>
-          <w:szCs w:val="24"/>
-          <w:lang w:val="en-US"/>
-        </w:rPr>
-        <w:tab/>
-      </w:r>
-      <w:r>
-        <w:rPr>
-          <w:rFonts w:ascii="Courier New" w:hAnsi="Courier New" w:cs="Courier New"/>
-          <w:sz w:val="24"/>
-          <w:szCs w:val="24"/>
-          <w:lang w:val="en-US"/>
-        </w:rPr>
-        <w:tab/>
-      </w:r>
-      <w:r>
-        <w:rPr>
-          <w:rFonts w:ascii="Courier New" w:hAnsi="Courier New" w:cs="Courier New"/>
-          <w:sz w:val="24"/>
-          <w:szCs w:val="24"/>
-          <w:lang w:val="en-US"/>
-        </w:rPr>
-        <w:tab/>
-        <w:t>int maxElement = array[0];</w:t>
-      </w:r>
-    </w:p>
-    <w:p>
-      <w:pPr>
-        <w:pStyle w:val="1"/>
-        <w:ind w:firstLine="708"/>
-        <w:rPr>
-          <w:rFonts w:ascii="Courier New" w:hAnsi="Courier New" w:cs="Courier New"/>
-          <w:sz w:val="24"/>
-          <w:szCs w:val="24"/>
-          <w:lang w:val="en-US"/>
-        </w:rPr>
-      </w:pPr>
-    </w:p>
-    <w:p>
-      <w:pPr>
-        <w:pStyle w:val="1"/>
-        <w:ind w:firstLine="708"/>
-        <w:rPr>
-          <w:rFonts w:ascii="Courier New" w:hAnsi="Courier New" w:cs="Courier New"/>
-          <w:sz w:val="24"/>
-          <w:szCs w:val="24"/>
-          <w:lang w:val="en-US"/>
-        </w:rPr>
-      </w:pPr>
-      <w:r>
-        <w:rPr>
-          <w:rFonts w:ascii="Courier New" w:hAnsi="Courier New" w:cs="Courier New"/>
-          <w:sz w:val="24"/>
-          <w:szCs w:val="24"/>
-          <w:lang w:val="en-US"/>
-        </w:rPr>
-        <w:tab/>
-      </w:r>
-      <w:r>
-        <w:rPr>
-          <w:rFonts w:ascii="Courier New" w:hAnsi="Courier New" w:cs="Courier New"/>
-          <w:sz w:val="24"/>
-          <w:szCs w:val="24"/>
-          <w:lang w:val="en-US"/>
-        </w:rPr>
-        <w:tab/>
-      </w:r>
-      <w:r>
-        <w:rPr>
-          <w:rFonts w:ascii="Courier New" w:hAnsi="Courier New" w:cs="Courier New"/>
-          <w:sz w:val="24"/>
-          <w:szCs w:val="24"/>
-          <w:lang w:val="en-US"/>
-        </w:rPr>
-        <w:tab/>
-        <w:t>for (int i{ 1 }; i &lt; elementsAmount; ++i) {</w:t>
-      </w:r>
-    </w:p>
-    <w:p>
-      <w:pPr>
-        <w:pStyle w:val="1"/>
-        <w:ind w:firstLine="708"/>
-        <w:rPr>
-          <w:rFonts w:ascii="Courier New" w:hAnsi="Courier New" w:cs="Courier New"/>
-          <w:sz w:val="24"/>
-          <w:szCs w:val="24"/>
-          <w:lang w:val="en-US"/>
-        </w:rPr>
-      </w:pPr>
-      <w:r>
-        <w:rPr>
-          <w:rFonts w:ascii="Courier New" w:hAnsi="Courier New" w:cs="Courier New"/>
-          <w:sz w:val="24"/>
-          <w:szCs w:val="24"/>
-          <w:lang w:val="en-US"/>
-        </w:rPr>
-        <w:tab/>
-      </w:r>
-      <w:r>
-        <w:rPr>
-          <w:rFonts w:ascii="Courier New" w:hAnsi="Courier New" w:cs="Courier New"/>
-          <w:sz w:val="24"/>
-          <w:szCs w:val="24"/>
-          <w:lang w:val="en-US"/>
-        </w:rPr>
-        <w:tab/>
-      </w:r>
-      <w:r>
-        <w:rPr>
-          <w:rFonts w:ascii="Courier New" w:hAnsi="Courier New" w:cs="Courier New"/>
-          <w:sz w:val="24"/>
-          <w:szCs w:val="24"/>
-          <w:lang w:val="en-US"/>
-        </w:rPr>
-        <w:tab/>
-      </w:r>
-      <w:r>
-        <w:rPr>
-          <w:rFonts w:ascii="Courier New" w:hAnsi="Courier New" w:cs="Courier New"/>
-          <w:sz w:val="24"/>
-          <w:szCs w:val="24"/>
-          <w:lang w:val="en-US"/>
-        </w:rPr>
-        <w:tab/>
-        <w:t>if (array[i] &lt; minElement) {</w:t>
-      </w:r>
-    </w:p>
-    <w:p>
-      <w:pPr>
-        <w:pStyle w:val="1"/>
-        <w:ind w:firstLine="708"/>
-        <w:rPr>
-          <w:rFonts w:ascii="Courier New" w:hAnsi="Courier New" w:cs="Courier New"/>
-          <w:sz w:val="24"/>
-          <w:szCs w:val="24"/>
-          <w:lang w:val="en-US"/>
-        </w:rPr>
-      </w:pPr>
-      <w:r>
-        <w:rPr>
-          <w:rFonts w:ascii="Courier New" w:hAnsi="Courier New" w:cs="Courier New"/>
-          <w:sz w:val="24"/>
-          <w:szCs w:val="24"/>
-          <w:lang w:val="en-US"/>
-        </w:rPr>
-        <w:tab/>
-      </w:r>
-      <w:r>
-        <w:rPr>
-          <w:rFonts w:ascii="Courier New" w:hAnsi="Courier New" w:cs="Courier New"/>
-          <w:sz w:val="24"/>
-          <w:szCs w:val="24"/>
-          <w:lang w:val="en-US"/>
-        </w:rPr>
-        <w:tab/>
-      </w:r>
-      <w:r>
-        <w:rPr>
-          <w:rFonts w:ascii="Courier New" w:hAnsi="Courier New" w:cs="Courier New"/>
-          <w:sz w:val="24"/>
-          <w:szCs w:val="24"/>
-          <w:lang w:val="en-US"/>
-        </w:rPr>
-        <w:tab/>
-      </w:r>
-      <w:r>
-        <w:rPr>
-          <w:rFonts w:ascii="Courier New" w:hAnsi="Courier New" w:cs="Courier New"/>
-          <w:sz w:val="24"/>
-          <w:szCs w:val="24"/>
-          <w:lang w:val="en-US"/>
-        </w:rPr>
-        <w:tab/>
-      </w:r>
-      <w:r>
-        <w:rPr>
-          <w:rFonts w:ascii="Courier New" w:hAnsi="Courier New" w:cs="Courier New"/>
-          <w:sz w:val="24"/>
-          <w:szCs w:val="24"/>
-          <w:lang w:val="en-US"/>
-        </w:rPr>
-        <w:tab/>
-        <w:t>minElement = array[i];</w:t>
+        <w:t xml:space="preserve">double </w:t>
+      </w:r>
+      <w:proofErr w:type="spellStart"/>
+      <w:r>
+        <w:rPr>
+          <w:rFonts w:ascii="Courier New" w:hAnsi="Courier New" w:cs="Courier New"/>
+          <w:sz w:val="24"/>
+          <w:szCs w:val="24"/>
+          <w:lang w:val="en-US"/>
+        </w:rPr>
+        <w:t>a_answer</w:t>
+      </w:r>
+      <w:proofErr w:type="spellEnd"/>
+      <w:r>
+        <w:rPr>
+          <w:rFonts w:ascii="Courier New" w:hAnsi="Courier New" w:cs="Courier New"/>
+          <w:sz w:val="24"/>
+          <w:szCs w:val="24"/>
+          <w:lang w:val="en-US"/>
+        </w:rPr>
+        <w:t xml:space="preserve"> = (</w:t>
+      </w:r>
+      <w:proofErr w:type="spellStart"/>
+      <w:r>
+        <w:rPr>
+          <w:rFonts w:ascii="Courier New" w:hAnsi="Courier New" w:cs="Courier New"/>
+          <w:sz w:val="24"/>
+          <w:szCs w:val="24"/>
+          <w:lang w:val="en-US"/>
+        </w:rPr>
+        <w:t>elementsSum</w:t>
+      </w:r>
+      <w:proofErr w:type="spellEnd"/>
+      <w:r>
+        <w:rPr>
+          <w:rFonts w:ascii="Courier New" w:hAnsi="Courier New" w:cs="Courier New"/>
+          <w:sz w:val="24"/>
+          <w:szCs w:val="24"/>
+          <w:lang w:val="en-US"/>
+        </w:rPr>
+        <w:t>) / (</w:t>
+      </w:r>
+      <w:proofErr w:type="spellStart"/>
+      <w:r>
+        <w:rPr>
+          <w:rFonts w:ascii="Courier New" w:hAnsi="Courier New" w:cs="Courier New"/>
+          <w:sz w:val="24"/>
+          <w:szCs w:val="24"/>
+          <w:lang w:val="en-US"/>
+        </w:rPr>
+        <w:t>elementsAmount</w:t>
+      </w:r>
+      <w:proofErr w:type="spellEnd"/>
+      <w:r>
+        <w:rPr>
+          <w:rFonts w:ascii="Courier New" w:hAnsi="Courier New" w:cs="Courier New"/>
+          <w:sz w:val="24"/>
+          <w:szCs w:val="24"/>
+          <w:lang w:val="en-US"/>
+        </w:rPr>
+        <w:t>);</w:t>
+      </w:r>
+    </w:p>
+    <w:p>
+      <w:pPr>
+        <w:pStyle w:val="1"/>
+        <w:ind w:firstLine="708"/>
+        <w:rPr>
+          <w:rFonts w:ascii="Courier New" w:hAnsi="Courier New" w:cs="Courier New"/>
+          <w:sz w:val="24"/>
+          <w:szCs w:val="24"/>
+          <w:lang w:val="en-US"/>
+        </w:rPr>
+      </w:pPr>
+    </w:p>
+    <w:p>
+      <w:pPr>
+        <w:pStyle w:val="1"/>
+        <w:ind w:firstLine="708"/>
+        <w:rPr>
+          <w:rFonts w:ascii="Courier New" w:hAnsi="Courier New" w:cs="Courier New"/>
+          <w:sz w:val="24"/>
+          <w:szCs w:val="24"/>
+          <w:lang w:val="en-US"/>
+        </w:rPr>
+      </w:pPr>
+      <w:r>
+        <w:rPr>
+          <w:rFonts w:ascii="Courier New" w:hAnsi="Courier New" w:cs="Courier New"/>
+          <w:sz w:val="24"/>
+          <w:szCs w:val="24"/>
+          <w:lang w:val="en-US"/>
+        </w:rPr>
+        <w:tab/>
+      </w:r>
+      <w:r>
+        <w:rPr>
+          <w:rFonts w:ascii="Courier New" w:hAnsi="Courier New" w:cs="Courier New"/>
+          <w:sz w:val="24"/>
+          <w:szCs w:val="24"/>
+          <w:lang w:val="en-US"/>
+        </w:rPr>
+        <w:tab/>
+      </w:r>
+      <w:r>
+        <w:rPr>
+          <w:rFonts w:ascii="Courier New" w:hAnsi="Courier New" w:cs="Courier New"/>
+          <w:sz w:val="24"/>
+          <w:szCs w:val="24"/>
+          <w:lang w:val="en-US"/>
+        </w:rPr>
+        <w:tab/>
+        <w:t xml:space="preserve">int </w:t>
+      </w:r>
+      <w:proofErr w:type="spellStart"/>
+      <w:r>
+        <w:rPr>
+          <w:rFonts w:ascii="Courier New" w:hAnsi="Courier New" w:cs="Courier New"/>
+          <w:sz w:val="24"/>
+          <w:szCs w:val="24"/>
+          <w:lang w:val="en-US"/>
+        </w:rPr>
+        <w:t>minElement</w:t>
+      </w:r>
+      <w:proofErr w:type="spellEnd"/>
+      <w:r>
+        <w:rPr>
+          <w:rFonts w:ascii="Courier New" w:hAnsi="Courier New" w:cs="Courier New"/>
+          <w:sz w:val="24"/>
+          <w:szCs w:val="24"/>
+          <w:lang w:val="en-US"/>
+        </w:rPr>
+        <w:t xml:space="preserve"> = </w:t>
+      </w:r>
+      <w:proofErr w:type="gramStart"/>
+      <w:r>
+        <w:rPr>
+          <w:rFonts w:ascii="Courier New" w:hAnsi="Courier New" w:cs="Courier New"/>
+          <w:sz w:val="24"/>
+          <w:szCs w:val="24"/>
+          <w:lang w:val="en-US"/>
+        </w:rPr>
+        <w:t>array[</w:t>
+      </w:r>
+      <w:proofErr w:type="gramEnd"/>
+      <w:r>
+        <w:rPr>
+          <w:rFonts w:ascii="Courier New" w:hAnsi="Courier New" w:cs="Courier New"/>
+          <w:sz w:val="24"/>
+          <w:szCs w:val="24"/>
+          <w:lang w:val="en-US"/>
+        </w:rPr>
+        <w:t>0];</w:t>
+      </w:r>
+    </w:p>
+    <w:p>
+      <w:pPr>
+        <w:pStyle w:val="1"/>
+        <w:ind w:firstLine="708"/>
+        <w:rPr>
+          <w:rFonts w:ascii="Courier New" w:hAnsi="Courier New" w:cs="Courier New"/>
+          <w:sz w:val="24"/>
+          <w:szCs w:val="24"/>
+          <w:lang w:val="en-US"/>
+        </w:rPr>
+      </w:pPr>
+      <w:r>
+        <w:rPr>
+          <w:rFonts w:ascii="Courier New" w:hAnsi="Courier New" w:cs="Courier New"/>
+          <w:sz w:val="24"/>
+          <w:szCs w:val="24"/>
+          <w:lang w:val="en-US"/>
+        </w:rPr>
+        <w:tab/>
+      </w:r>
+      <w:r>
+        <w:rPr>
+          <w:rFonts w:ascii="Courier New" w:hAnsi="Courier New" w:cs="Courier New"/>
+          <w:sz w:val="24"/>
+          <w:szCs w:val="24"/>
+          <w:lang w:val="en-US"/>
+        </w:rPr>
+        <w:tab/>
+      </w:r>
+      <w:r>
+        <w:rPr>
+          <w:rFonts w:ascii="Courier New" w:hAnsi="Courier New" w:cs="Courier New"/>
+          <w:sz w:val="24"/>
+          <w:szCs w:val="24"/>
+          <w:lang w:val="en-US"/>
+        </w:rPr>
+        <w:tab/>
+        <w:t xml:space="preserve">int </w:t>
+      </w:r>
+      <w:proofErr w:type="spellStart"/>
+      <w:r>
+        <w:rPr>
+          <w:rFonts w:ascii="Courier New" w:hAnsi="Courier New" w:cs="Courier New"/>
+          <w:sz w:val="24"/>
+          <w:szCs w:val="24"/>
+          <w:lang w:val="en-US"/>
+        </w:rPr>
+        <w:t>maxElement</w:t>
+      </w:r>
+      <w:proofErr w:type="spellEnd"/>
+      <w:r>
+        <w:rPr>
+          <w:rFonts w:ascii="Courier New" w:hAnsi="Courier New" w:cs="Courier New"/>
+          <w:sz w:val="24"/>
+          <w:szCs w:val="24"/>
+          <w:lang w:val="en-US"/>
+        </w:rPr>
+        <w:t xml:space="preserve"> = </w:t>
+      </w:r>
+      <w:proofErr w:type="gramStart"/>
+      <w:r>
+        <w:rPr>
+          <w:rFonts w:ascii="Courier New" w:hAnsi="Courier New" w:cs="Courier New"/>
+          <w:sz w:val="24"/>
+          <w:szCs w:val="24"/>
+          <w:lang w:val="en-US"/>
+        </w:rPr>
+        <w:t>array[</w:t>
+      </w:r>
+      <w:proofErr w:type="gramEnd"/>
+      <w:r>
+        <w:rPr>
+          <w:rFonts w:ascii="Courier New" w:hAnsi="Courier New" w:cs="Courier New"/>
+          <w:sz w:val="24"/>
+          <w:szCs w:val="24"/>
+          <w:lang w:val="en-US"/>
+        </w:rPr>
+        <w:t>0];</w:t>
+      </w:r>
+    </w:p>
+    <w:p>
+      <w:pPr>
+        <w:pStyle w:val="1"/>
+        <w:ind w:firstLine="708"/>
+        <w:rPr>
+          <w:rFonts w:ascii="Courier New" w:hAnsi="Courier New" w:cs="Courier New"/>
+          <w:sz w:val="24"/>
+          <w:szCs w:val="24"/>
+          <w:lang w:val="en-US"/>
+        </w:rPr>
+      </w:pPr>
+    </w:p>
+    <w:p>
+      <w:pPr>
+        <w:pStyle w:val="1"/>
+        <w:ind w:firstLine="708"/>
+        <w:rPr>
+          <w:rFonts w:ascii="Courier New" w:hAnsi="Courier New" w:cs="Courier New"/>
+          <w:sz w:val="24"/>
+          <w:szCs w:val="24"/>
+          <w:lang w:val="en-US"/>
+        </w:rPr>
+      </w:pPr>
+      <w:r>
+        <w:rPr>
+          <w:rFonts w:ascii="Courier New" w:hAnsi="Courier New" w:cs="Courier New"/>
+          <w:sz w:val="24"/>
+          <w:szCs w:val="24"/>
+          <w:lang w:val="en-US"/>
+        </w:rPr>
+        <w:tab/>
+      </w:r>
+      <w:r>
+        <w:rPr>
+          <w:rFonts w:ascii="Courier New" w:hAnsi="Courier New" w:cs="Courier New"/>
+          <w:sz w:val="24"/>
+          <w:szCs w:val="24"/>
+          <w:lang w:val="en-US"/>
+        </w:rPr>
+        <w:tab/>
+      </w:r>
+      <w:r>
+        <w:rPr>
+          <w:rFonts w:ascii="Courier New" w:hAnsi="Courier New" w:cs="Courier New"/>
+          <w:sz w:val="24"/>
+          <w:szCs w:val="24"/>
+          <w:lang w:val="en-US"/>
+        </w:rPr>
+        <w:tab/>
+        <w:t xml:space="preserve">for (int </w:t>
+      </w:r>
+      <w:proofErr w:type="spellStart"/>
+      <w:proofErr w:type="gramStart"/>
+      <w:r>
+        <w:rPr>
+          <w:rFonts w:ascii="Courier New" w:hAnsi="Courier New" w:cs="Courier New"/>
+          <w:sz w:val="24"/>
+          <w:szCs w:val="24"/>
+          <w:lang w:val="en-US"/>
+        </w:rPr>
+        <w:t>i</w:t>
+      </w:r>
+      <w:proofErr w:type="spellEnd"/>
+      <w:r>
+        <w:rPr>
+          <w:rFonts w:ascii="Courier New" w:hAnsi="Courier New" w:cs="Courier New"/>
+          <w:sz w:val="24"/>
+          <w:szCs w:val="24"/>
+          <w:lang w:val="en-US"/>
+        </w:rPr>
+        <w:t>{ 1</w:t>
+      </w:r>
+      <w:proofErr w:type="gramEnd"/>
+      <w:r>
+        <w:rPr>
+          <w:rFonts w:ascii="Courier New" w:hAnsi="Courier New" w:cs="Courier New"/>
+          <w:sz w:val="24"/>
+          <w:szCs w:val="24"/>
+          <w:lang w:val="en-US"/>
+        </w:rPr>
+        <w:t xml:space="preserve"> }; </w:t>
+      </w:r>
+      <w:proofErr w:type="spellStart"/>
+      <w:r>
+        <w:rPr>
+          <w:rFonts w:ascii="Courier New" w:hAnsi="Courier New" w:cs="Courier New"/>
+          <w:sz w:val="24"/>
+          <w:szCs w:val="24"/>
+          <w:lang w:val="en-US"/>
+        </w:rPr>
+        <w:t>i</w:t>
+      </w:r>
+      <w:proofErr w:type="spellEnd"/>
+      <w:r>
+        <w:rPr>
+          <w:rFonts w:ascii="Courier New" w:hAnsi="Courier New" w:cs="Courier New"/>
+          <w:sz w:val="24"/>
+          <w:szCs w:val="24"/>
+          <w:lang w:val="en-US"/>
+        </w:rPr>
+        <w:t xml:space="preserve"> &lt; </w:t>
+      </w:r>
+      <w:proofErr w:type="spellStart"/>
+      <w:r>
+        <w:rPr>
+          <w:rFonts w:ascii="Courier New" w:hAnsi="Courier New" w:cs="Courier New"/>
+          <w:sz w:val="24"/>
+          <w:szCs w:val="24"/>
+          <w:lang w:val="en-US"/>
+        </w:rPr>
+        <w:t>elementsAmount</w:t>
+      </w:r>
+      <w:proofErr w:type="spellEnd"/>
+      <w:r>
+        <w:rPr>
+          <w:rFonts w:ascii="Courier New" w:hAnsi="Courier New" w:cs="Courier New"/>
+          <w:sz w:val="24"/>
+          <w:szCs w:val="24"/>
+          <w:lang w:val="en-US"/>
+        </w:rPr>
+        <w:t>; ++</w:t>
+      </w:r>
+      <w:proofErr w:type="spellStart"/>
+      <w:r>
+        <w:rPr>
+          <w:rFonts w:ascii="Courier New" w:hAnsi="Courier New" w:cs="Courier New"/>
+          <w:sz w:val="24"/>
+          <w:szCs w:val="24"/>
+          <w:lang w:val="en-US"/>
+        </w:rPr>
+        <w:t>i</w:t>
+      </w:r>
+      <w:proofErr w:type="spellEnd"/>
+      <w:r>
+        <w:rPr>
+          <w:rFonts w:ascii="Courier New" w:hAnsi="Courier New" w:cs="Courier New"/>
+          <w:sz w:val="24"/>
+          <w:szCs w:val="24"/>
+          <w:lang w:val="en-US"/>
+        </w:rPr>
+        <w:t>) {</w:t>
+      </w:r>
+    </w:p>
+    <w:p>
+      <w:pPr>
+        <w:pStyle w:val="1"/>
+        <w:ind w:firstLine="708"/>
+        <w:rPr>
+          <w:rFonts w:ascii="Courier New" w:hAnsi="Courier New" w:cs="Courier New"/>
+          <w:sz w:val="24"/>
+          <w:szCs w:val="24"/>
+          <w:lang w:val="en-US"/>
+        </w:rPr>
+      </w:pPr>
+      <w:r>
+        <w:rPr>
+          <w:rFonts w:ascii="Courier New" w:hAnsi="Courier New" w:cs="Courier New"/>
+          <w:sz w:val="24"/>
+          <w:szCs w:val="24"/>
+          <w:lang w:val="en-US"/>
+        </w:rPr>
+        <w:tab/>
+      </w:r>
+      <w:r>
+        <w:rPr>
+          <w:rFonts w:ascii="Courier New" w:hAnsi="Courier New" w:cs="Courier New"/>
+          <w:sz w:val="24"/>
+          <w:szCs w:val="24"/>
+          <w:lang w:val="en-US"/>
+        </w:rPr>
+        <w:tab/>
+      </w:r>
+      <w:r>
+        <w:rPr>
+          <w:rFonts w:ascii="Courier New" w:hAnsi="Courier New" w:cs="Courier New"/>
+          <w:sz w:val="24"/>
+          <w:szCs w:val="24"/>
+          <w:lang w:val="en-US"/>
+        </w:rPr>
+        <w:tab/>
+      </w:r>
+      <w:r>
+        <w:rPr>
+          <w:rFonts w:ascii="Courier New" w:hAnsi="Courier New" w:cs="Courier New"/>
+          <w:sz w:val="24"/>
+          <w:szCs w:val="24"/>
+          <w:lang w:val="en-US"/>
+        </w:rPr>
+        <w:tab/>
+        <w:t>if (array[</w:t>
+      </w:r>
+      <w:proofErr w:type="spellStart"/>
+      <w:r>
+        <w:rPr>
+          <w:rFonts w:ascii="Courier New" w:hAnsi="Courier New" w:cs="Courier New"/>
+          <w:sz w:val="24"/>
+          <w:szCs w:val="24"/>
+          <w:lang w:val="en-US"/>
+        </w:rPr>
+        <w:t>i</w:t>
+      </w:r>
+      <w:proofErr w:type="spellEnd"/>
+      <w:r>
+        <w:rPr>
+          <w:rFonts w:ascii="Courier New" w:hAnsi="Courier New" w:cs="Courier New"/>
+          <w:sz w:val="24"/>
+          <w:szCs w:val="24"/>
+          <w:lang w:val="en-US"/>
+        </w:rPr>
+        <w:t xml:space="preserve">] &lt; </w:t>
+      </w:r>
+      <w:proofErr w:type="spellStart"/>
+      <w:r>
+        <w:rPr>
+          <w:rFonts w:ascii="Courier New" w:hAnsi="Courier New" w:cs="Courier New"/>
+          <w:sz w:val="24"/>
+          <w:szCs w:val="24"/>
+          <w:lang w:val="en-US"/>
+        </w:rPr>
+        <w:t>minElement</w:t>
+      </w:r>
+      <w:proofErr w:type="spellEnd"/>
+      <w:r>
+        <w:rPr>
+          <w:rFonts w:ascii="Courier New" w:hAnsi="Courier New" w:cs="Courier New"/>
+          <w:sz w:val="24"/>
+          <w:szCs w:val="24"/>
+          <w:lang w:val="en-US"/>
+        </w:rPr>
+        <w:t>) {</w:t>
+      </w:r>
+    </w:p>
+    <w:p>
+      <w:pPr>
+        <w:pStyle w:val="1"/>
+        <w:ind w:firstLine="708"/>
+        <w:rPr>
+          <w:rFonts w:ascii="Courier New" w:hAnsi="Courier New" w:cs="Courier New"/>
+          <w:sz w:val="24"/>
+          <w:szCs w:val="24"/>
+          <w:lang w:val="en-US"/>
+        </w:rPr>
+      </w:pPr>
+      <w:r>
+        <w:rPr>
+          <w:rFonts w:ascii="Courier New" w:hAnsi="Courier New" w:cs="Courier New"/>
+          <w:sz w:val="24"/>
+          <w:szCs w:val="24"/>
+          <w:lang w:val="en-US"/>
+        </w:rPr>
+        <w:tab/>
+      </w:r>
+      <w:r>
+        <w:rPr>
+          <w:rFonts w:ascii="Courier New" w:hAnsi="Courier New" w:cs="Courier New"/>
+          <w:sz w:val="24"/>
+          <w:szCs w:val="24"/>
+          <w:lang w:val="en-US"/>
+        </w:rPr>
+        <w:tab/>
+      </w:r>
+      <w:r>
+        <w:rPr>
+          <w:rFonts w:ascii="Courier New" w:hAnsi="Courier New" w:cs="Courier New"/>
+          <w:sz w:val="24"/>
+          <w:szCs w:val="24"/>
+          <w:lang w:val="en-US"/>
+        </w:rPr>
+        <w:tab/>
+      </w:r>
+      <w:r>
+        <w:rPr>
+          <w:rFonts w:ascii="Courier New" w:hAnsi="Courier New" w:cs="Courier New"/>
+          <w:sz w:val="24"/>
+          <w:szCs w:val="24"/>
+          <w:lang w:val="en-US"/>
+        </w:rPr>
+        <w:tab/>
+      </w:r>
+      <w:r>
+        <w:rPr>
+          <w:rFonts w:ascii="Courier New" w:hAnsi="Courier New" w:cs="Courier New"/>
+          <w:sz w:val="24"/>
+          <w:szCs w:val="24"/>
+          <w:lang w:val="en-US"/>
+        </w:rPr>
+        <w:tab/>
+      </w:r>
+      <w:proofErr w:type="spellStart"/>
+      <w:r>
+        <w:rPr>
+          <w:rFonts w:ascii="Courier New" w:hAnsi="Courier New" w:cs="Courier New"/>
+          <w:sz w:val="24"/>
+          <w:szCs w:val="24"/>
+          <w:lang w:val="en-US"/>
+        </w:rPr>
+        <w:t>minElement</w:t>
+      </w:r>
+      <w:proofErr w:type="spellEnd"/>
+      <w:r>
+        <w:rPr>
+          <w:rFonts w:ascii="Courier New" w:hAnsi="Courier New" w:cs="Courier New"/>
+          <w:sz w:val="24"/>
+          <w:szCs w:val="24"/>
+          <w:lang w:val="en-US"/>
+        </w:rPr>
+        <w:t xml:space="preserve"> = array[</w:t>
+      </w:r>
+      <w:proofErr w:type="spellStart"/>
+      <w:r>
+        <w:rPr>
+          <w:rFonts w:ascii="Courier New" w:hAnsi="Courier New" w:cs="Courier New"/>
+          <w:sz w:val="24"/>
+          <w:szCs w:val="24"/>
+          <w:lang w:val="en-US"/>
+        </w:rPr>
+        <w:t>i</w:t>
+      </w:r>
+      <w:proofErr w:type="spellEnd"/>
+      <w:r>
+        <w:rPr>
+          <w:rFonts w:ascii="Courier New" w:hAnsi="Courier New" w:cs="Courier New"/>
+          <w:sz w:val="24"/>
+          <w:szCs w:val="24"/>
+          <w:lang w:val="en-US"/>
+        </w:rPr>
+        <w:t>];</w:t>
       </w:r>
     </w:p>
     <w:p>
@@ -2276,65 +3185,144 @@
           <w:lang w:val="en-US"/>
         </w:rPr>
         <w:tab/>
-        <w:t>if (array[i] &gt; maxElement) {</w:t>
-      </w:r>
-    </w:p>
-    <w:p>
-      <w:pPr>
-        <w:pStyle w:val="1"/>
-        <w:ind w:firstLine="708"/>
-        <w:rPr>
-          <w:rFonts w:ascii="Courier New" w:hAnsi="Courier New" w:cs="Courier New"/>
-          <w:sz w:val="24"/>
-          <w:szCs w:val="24"/>
-          <w:lang w:val="en-US"/>
-        </w:rPr>
-      </w:pPr>
-      <w:r>
-        <w:rPr>
-          <w:rFonts w:ascii="Courier New" w:hAnsi="Courier New" w:cs="Courier New"/>
-          <w:sz w:val="24"/>
-          <w:szCs w:val="24"/>
-          <w:lang w:val="en-US"/>
-        </w:rPr>
-        <w:tab/>
-      </w:r>
-      <w:r>
-        <w:rPr>
-          <w:rFonts w:ascii="Courier New" w:hAnsi="Courier New" w:cs="Courier New"/>
-          <w:sz w:val="24"/>
-          <w:szCs w:val="24"/>
-          <w:lang w:val="en-US"/>
-        </w:rPr>
-        <w:tab/>
-      </w:r>
-      <w:r>
-        <w:rPr>
-          <w:rFonts w:ascii="Courier New" w:hAnsi="Courier New" w:cs="Courier New"/>
-          <w:sz w:val="24"/>
-          <w:szCs w:val="24"/>
-          <w:lang w:val="en-US"/>
-        </w:rPr>
-        <w:tab/>
-      </w:r>
-      <w:r>
-        <w:rPr>
-          <w:rFonts w:ascii="Courier New" w:hAnsi="Courier New" w:cs="Courier New"/>
-          <w:sz w:val="24"/>
-          <w:szCs w:val="24"/>
-          <w:lang w:val="en-US"/>
-        </w:rPr>
-        <w:tab/>
-      </w:r>
-      <w:r>
-        <w:rPr>
-          <w:rFonts w:ascii="Courier New" w:hAnsi="Courier New" w:cs="Courier New"/>
-          <w:sz w:val="24"/>
-          <w:szCs w:val="24"/>
-          <w:lang w:val="en-US"/>
-        </w:rPr>
-        <w:tab/>
-        <w:t>maxElement = array[i];</w:t>
+        <w:t>if (array[</w:t>
+      </w:r>
+      <w:proofErr w:type="spellStart"/>
+      <w:r>
+        <w:rPr>
+          <w:rFonts w:ascii="Courier New" w:hAnsi="Courier New" w:cs="Courier New"/>
+          <w:sz w:val="24"/>
+          <w:szCs w:val="24"/>
+          <w:lang w:val="en-US"/>
+        </w:rPr>
+        <w:t>i</w:t>
+      </w:r>
+      <w:proofErr w:type="spellEnd"/>
+      <w:r>
+        <w:rPr>
+          <w:rFonts w:ascii="Courier New" w:hAnsi="Courier New" w:cs="Courier New"/>
+          <w:sz w:val="24"/>
+          <w:szCs w:val="24"/>
+          <w:lang w:val="en-US"/>
+        </w:rPr>
+        <w:t xml:space="preserve">] &gt; </w:t>
+      </w:r>
+      <w:proofErr w:type="spellStart"/>
+      <w:r>
+        <w:rPr>
+          <w:rFonts w:ascii="Courier New" w:hAnsi="Courier New" w:cs="Courier New"/>
+          <w:sz w:val="24"/>
+          <w:szCs w:val="24"/>
+          <w:lang w:val="en-US"/>
+        </w:rPr>
+        <w:t>maxElement</w:t>
+      </w:r>
+      <w:proofErr w:type="spellEnd"/>
+      <w:r>
+        <w:rPr>
+          <w:rFonts w:ascii="Courier New" w:hAnsi="Courier New" w:cs="Courier New"/>
+          <w:sz w:val="24"/>
+          <w:szCs w:val="24"/>
+          <w:lang w:val="en-US"/>
+        </w:rPr>
+        <w:t>) {</w:t>
+      </w:r>
+    </w:p>
+    <w:p>
+      <w:pPr>
+        <w:pStyle w:val="1"/>
+        <w:ind w:firstLine="708"/>
+        <w:rPr>
+          <w:rFonts w:ascii="Courier New" w:hAnsi="Courier New" w:cs="Courier New"/>
+          <w:sz w:val="24"/>
+          <w:szCs w:val="24"/>
+          <w:lang w:val="en-US"/>
+        </w:rPr>
+      </w:pPr>
+      <w:r>
+        <w:rPr>
+          <w:rFonts w:ascii="Courier New" w:hAnsi="Courier New" w:cs="Courier New"/>
+          <w:sz w:val="24"/>
+          <w:szCs w:val="24"/>
+          <w:lang w:val="en-US"/>
+        </w:rPr>
+        <w:tab/>
+      </w:r>
+      <w:r>
+        <w:rPr>
+          <w:rFonts w:ascii="Courier New" w:hAnsi="Courier New" w:cs="Courier New"/>
+          <w:sz w:val="24"/>
+          <w:szCs w:val="24"/>
+          <w:lang w:val="en-US"/>
+        </w:rPr>
+        <w:tab/>
+      </w:r>
+      <w:r>
+        <w:rPr>
+          <w:rFonts w:ascii="Courier New" w:hAnsi="Courier New" w:cs="Courier New"/>
+          <w:sz w:val="24"/>
+          <w:szCs w:val="24"/>
+          <w:lang w:val="en-US"/>
+        </w:rPr>
+        <w:tab/>
+      </w:r>
+      <w:r>
+        <w:rPr>
+          <w:rFonts w:ascii="Courier New" w:hAnsi="Courier New" w:cs="Courier New"/>
+          <w:sz w:val="24"/>
+          <w:szCs w:val="24"/>
+          <w:lang w:val="en-US"/>
+        </w:rPr>
+        <w:tab/>
+      </w:r>
+      <w:r>
+        <w:rPr>
+          <w:rFonts w:ascii="Courier New" w:hAnsi="Courier New" w:cs="Courier New"/>
+          <w:sz w:val="24"/>
+          <w:szCs w:val="24"/>
+          <w:lang w:val="en-US"/>
+        </w:rPr>
+        <w:tab/>
+      </w:r>
+      <w:proofErr w:type="spellStart"/>
+      <w:r>
+        <w:rPr>
+          <w:rFonts w:ascii="Courier New" w:hAnsi="Courier New" w:cs="Courier New"/>
+          <w:sz w:val="24"/>
+          <w:szCs w:val="24"/>
+          <w:lang w:val="en-US"/>
+        </w:rPr>
+        <w:t>maxElement</w:t>
+      </w:r>
+      <w:proofErr w:type="spellEnd"/>
+      <w:r>
+        <w:rPr>
+          <w:rFonts w:ascii="Courier New" w:hAnsi="Courier New" w:cs="Courier New"/>
+          <w:sz w:val="24"/>
+          <w:szCs w:val="24"/>
+          <w:lang w:val="en-US"/>
+        </w:rPr>
+        <w:t xml:space="preserve"> = array[</w:t>
+      </w:r>
+      <w:proofErr w:type="spellStart"/>
+      <w:r>
+        <w:rPr>
+          <w:rFonts w:ascii="Courier New" w:hAnsi="Courier New" w:cs="Courier New"/>
+          <w:sz w:val="24"/>
+          <w:szCs w:val="24"/>
+          <w:lang w:val="en-US"/>
+        </w:rPr>
+        <w:t>i</w:t>
+      </w:r>
+      <w:proofErr w:type="spellEnd"/>
+      <w:r>
+        <w:rPr>
+          <w:rFonts w:ascii="Courier New" w:hAnsi="Courier New" w:cs="Courier New"/>
+          <w:sz w:val="24"/>
+          <w:szCs w:val="24"/>
+          <w:lang w:val="en-US"/>
+        </w:rPr>
+        <w:t>];</w:t>
       </w:r>
     </w:p>
     <w:p>
@@ -2475,206 +3463,456 @@
           <w:lang w:val="en-US"/>
         </w:rPr>
         <w:tab/>
-        <w:t>int b_answer = maxElement - minElement;</w:t>
-      </w:r>
-    </w:p>
-    <w:p>
-      <w:pPr>
-        <w:pStyle w:val="1"/>
-        <w:ind w:firstLine="708"/>
-        <w:rPr>
-          <w:rFonts w:ascii="Courier New" w:hAnsi="Courier New" w:cs="Courier New"/>
-          <w:sz w:val="24"/>
-          <w:szCs w:val="24"/>
-          <w:lang w:val="en-US"/>
-        </w:rPr>
-      </w:pPr>
-    </w:p>
-    <w:p>
-      <w:pPr>
-        <w:pStyle w:val="1"/>
-        <w:ind w:firstLine="708"/>
-        <w:rPr>
-          <w:rFonts w:ascii="Courier New" w:hAnsi="Courier New" w:cs="Courier New"/>
-          <w:sz w:val="24"/>
-          <w:szCs w:val="24"/>
-          <w:lang w:val="en-US"/>
-        </w:rPr>
-      </w:pPr>
-      <w:r>
-        <w:rPr>
-          <w:rFonts w:ascii="Courier New" w:hAnsi="Courier New" w:cs="Courier New"/>
-          <w:sz w:val="24"/>
-          <w:szCs w:val="24"/>
-          <w:lang w:val="en-US"/>
-        </w:rPr>
-        <w:tab/>
-      </w:r>
-      <w:r>
-        <w:rPr>
-          <w:rFonts w:ascii="Courier New" w:hAnsi="Courier New" w:cs="Courier New"/>
-          <w:sz w:val="24"/>
-          <w:szCs w:val="24"/>
-          <w:lang w:val="en-US"/>
-        </w:rPr>
-        <w:tab/>
-      </w:r>
-      <w:r>
-        <w:rPr>
-          <w:rFonts w:ascii="Courier New" w:hAnsi="Courier New" w:cs="Courier New"/>
-          <w:sz w:val="24"/>
-          <w:szCs w:val="24"/>
-          <w:lang w:val="en-US"/>
-        </w:rPr>
-        <w:tab/>
-        <w:t>int c_answer{ 0 };</w:t>
-      </w:r>
-    </w:p>
-    <w:p>
-      <w:pPr>
-        <w:pStyle w:val="1"/>
-        <w:ind w:firstLine="708"/>
-        <w:rPr>
-          <w:rFonts w:ascii="Courier New" w:hAnsi="Courier New" w:cs="Courier New"/>
-          <w:sz w:val="24"/>
-          <w:szCs w:val="24"/>
-          <w:lang w:val="en-US"/>
-        </w:rPr>
-      </w:pPr>
-      <w:r>
-        <w:rPr>
-          <w:rFonts w:ascii="Courier New" w:hAnsi="Courier New" w:cs="Courier New"/>
-          <w:sz w:val="24"/>
-          <w:szCs w:val="24"/>
-          <w:lang w:val="en-US"/>
-        </w:rPr>
-        <w:tab/>
-      </w:r>
-      <w:r>
-        <w:rPr>
-          <w:rFonts w:ascii="Courier New" w:hAnsi="Courier New" w:cs="Courier New"/>
-          <w:sz w:val="24"/>
-          <w:szCs w:val="24"/>
-          <w:lang w:val="en-US"/>
-        </w:rPr>
-        <w:tab/>
-      </w:r>
-      <w:r>
-        <w:rPr>
-          <w:rFonts w:ascii="Courier New" w:hAnsi="Courier New" w:cs="Courier New"/>
-          <w:sz w:val="24"/>
-          <w:szCs w:val="24"/>
-          <w:lang w:val="en-US"/>
-        </w:rPr>
-        <w:tab/>
-        <w:t>for (int i{ 0 }; i &lt; elementsAmount; i++) {</w:t>
-      </w:r>
-    </w:p>
-    <w:p>
-      <w:pPr>
-        <w:pStyle w:val="1"/>
-        <w:ind w:firstLine="708"/>
-        <w:rPr>
-          <w:rFonts w:ascii="Courier New" w:hAnsi="Courier New" w:cs="Courier New"/>
-          <w:sz w:val="24"/>
-          <w:szCs w:val="24"/>
-          <w:lang w:val="en-US"/>
-        </w:rPr>
-      </w:pPr>
-      <w:r>
-        <w:rPr>
-          <w:rFonts w:ascii="Courier New" w:hAnsi="Courier New" w:cs="Courier New"/>
-          <w:sz w:val="24"/>
-          <w:szCs w:val="24"/>
-          <w:lang w:val="en-US"/>
-        </w:rPr>
-        <w:tab/>
-      </w:r>
-      <w:r>
-        <w:rPr>
-          <w:rFonts w:ascii="Courier New" w:hAnsi="Courier New" w:cs="Courier New"/>
-          <w:sz w:val="24"/>
-          <w:szCs w:val="24"/>
-          <w:lang w:val="en-US"/>
-        </w:rPr>
-        <w:tab/>
-      </w:r>
-      <w:r>
-        <w:rPr>
-          <w:rFonts w:ascii="Courier New" w:hAnsi="Courier New" w:cs="Courier New"/>
-          <w:sz w:val="24"/>
-          <w:szCs w:val="24"/>
-          <w:lang w:val="en-US"/>
-        </w:rPr>
-        <w:tab/>
-      </w:r>
-      <w:r>
-        <w:rPr>
-          <w:rFonts w:ascii="Courier New" w:hAnsi="Courier New" w:cs="Courier New"/>
-          <w:sz w:val="24"/>
-          <w:szCs w:val="24"/>
-          <w:lang w:val="en-US"/>
-        </w:rPr>
-        <w:tab/>
-        <w:t>if ((array[i] % 5 == 0) &amp;&amp; (array[i] &gt; 0)) {</w:t>
-      </w:r>
-    </w:p>
-    <w:p>
-      <w:pPr>
-        <w:pStyle w:val="1"/>
-        <w:ind w:firstLine="708"/>
-        <w:rPr>
-          <w:rFonts w:ascii="Courier New" w:hAnsi="Courier New" w:cs="Courier New"/>
-          <w:sz w:val="24"/>
-          <w:szCs w:val="24"/>
-          <w:lang w:val="en-US"/>
-        </w:rPr>
-      </w:pPr>
-      <w:r>
-        <w:rPr>
-          <w:rFonts w:ascii="Courier New" w:hAnsi="Courier New" w:cs="Courier New"/>
-          <w:sz w:val="24"/>
-          <w:szCs w:val="24"/>
-          <w:lang w:val="en-US"/>
-        </w:rPr>
-        <w:tab/>
-      </w:r>
-      <w:r>
-        <w:rPr>
-          <w:rFonts w:ascii="Courier New" w:hAnsi="Courier New" w:cs="Courier New"/>
-          <w:sz w:val="24"/>
-          <w:szCs w:val="24"/>
-          <w:lang w:val="en-US"/>
-        </w:rPr>
-        <w:tab/>
-      </w:r>
-      <w:r>
-        <w:rPr>
-          <w:rFonts w:ascii="Courier New" w:hAnsi="Courier New" w:cs="Courier New"/>
-          <w:sz w:val="24"/>
-          <w:szCs w:val="24"/>
-          <w:lang w:val="en-US"/>
-        </w:rPr>
-        <w:tab/>
-      </w:r>
-      <w:r>
-        <w:rPr>
-          <w:rFonts w:ascii="Courier New" w:hAnsi="Courier New" w:cs="Courier New"/>
-          <w:sz w:val="24"/>
-          <w:szCs w:val="24"/>
-          <w:lang w:val="en-US"/>
-        </w:rPr>
-        <w:tab/>
-      </w:r>
-      <w:r>
-        <w:rPr>
-          <w:rFonts w:ascii="Courier New" w:hAnsi="Courier New" w:cs="Courier New"/>
-          <w:sz w:val="24"/>
-          <w:szCs w:val="24"/>
-          <w:lang w:val="en-US"/>
-        </w:rPr>
-        <w:tab/>
-        <w:t>c_answer++;</w:t>
+        <w:t xml:space="preserve">int </w:t>
+      </w:r>
+      <w:proofErr w:type="spellStart"/>
+      <w:r>
+        <w:rPr>
+          <w:rFonts w:ascii="Courier New" w:hAnsi="Courier New" w:cs="Courier New"/>
+          <w:sz w:val="24"/>
+          <w:szCs w:val="24"/>
+          <w:lang w:val="en-US"/>
+        </w:rPr>
+        <w:t>b_answer</w:t>
+      </w:r>
+      <w:proofErr w:type="spellEnd"/>
+      <w:r>
+        <w:rPr>
+          <w:rFonts w:ascii="Courier New" w:hAnsi="Courier New" w:cs="Courier New"/>
+          <w:sz w:val="24"/>
+          <w:szCs w:val="24"/>
+          <w:lang w:val="en-US"/>
+        </w:rPr>
+        <w:t xml:space="preserve"> = </w:t>
+      </w:r>
+      <w:proofErr w:type="spellStart"/>
+      <w:r>
+        <w:rPr>
+          <w:rFonts w:ascii="Courier New" w:hAnsi="Courier New" w:cs="Courier New"/>
+          <w:sz w:val="24"/>
+          <w:szCs w:val="24"/>
+          <w:lang w:val="en-US"/>
+        </w:rPr>
+        <w:t>maxElement</w:t>
+      </w:r>
+      <w:proofErr w:type="spellEnd"/>
+      <w:r>
+        <w:rPr>
+          <w:rFonts w:ascii="Courier New" w:hAnsi="Courier New" w:cs="Courier New"/>
+          <w:sz w:val="24"/>
+          <w:szCs w:val="24"/>
+          <w:lang w:val="en-US"/>
+        </w:rPr>
+        <w:t xml:space="preserve"> - </w:t>
+      </w:r>
+      <w:proofErr w:type="spellStart"/>
+      <w:r>
+        <w:rPr>
+          <w:rFonts w:ascii="Courier New" w:hAnsi="Courier New" w:cs="Courier New"/>
+          <w:sz w:val="24"/>
+          <w:szCs w:val="24"/>
+          <w:lang w:val="en-US"/>
+        </w:rPr>
+        <w:t>minElement</w:t>
+      </w:r>
+      <w:proofErr w:type="spellEnd"/>
+      <w:r>
+        <w:rPr>
+          <w:rFonts w:ascii="Courier New" w:hAnsi="Courier New" w:cs="Courier New"/>
+          <w:sz w:val="24"/>
+          <w:szCs w:val="24"/>
+          <w:lang w:val="en-US"/>
+        </w:rPr>
+        <w:t>;</w:t>
+      </w:r>
+    </w:p>
+    <w:p>
+      <w:pPr>
+        <w:pStyle w:val="1"/>
+        <w:ind w:firstLine="708"/>
+        <w:rPr>
+          <w:rFonts w:ascii="Courier New" w:hAnsi="Courier New" w:cs="Courier New"/>
+          <w:sz w:val="24"/>
+          <w:szCs w:val="24"/>
+          <w:lang w:val="en-US"/>
+        </w:rPr>
+      </w:pPr>
+    </w:p>
+    <w:p>
+      <w:pPr>
+        <w:pStyle w:val="1"/>
+        <w:ind w:firstLine="708"/>
+        <w:rPr>
+          <w:rFonts w:ascii="Courier New" w:hAnsi="Courier New" w:cs="Courier New"/>
+          <w:sz w:val="24"/>
+          <w:szCs w:val="24"/>
+          <w:lang w:val="en-US"/>
+        </w:rPr>
+      </w:pPr>
+      <w:r>
+        <w:rPr>
+          <w:rFonts w:ascii="Courier New" w:hAnsi="Courier New" w:cs="Courier New"/>
+          <w:sz w:val="24"/>
+          <w:szCs w:val="24"/>
+          <w:lang w:val="en-US"/>
+        </w:rPr>
+        <w:tab/>
+      </w:r>
+      <w:r>
+        <w:rPr>
+          <w:rFonts w:ascii="Courier New" w:hAnsi="Courier New" w:cs="Courier New"/>
+          <w:sz w:val="24"/>
+          <w:szCs w:val="24"/>
+          <w:lang w:val="en-US"/>
+        </w:rPr>
+        <w:tab/>
+      </w:r>
+      <w:r>
+        <w:rPr>
+          <w:rFonts w:ascii="Courier New" w:hAnsi="Courier New" w:cs="Courier New"/>
+          <w:sz w:val="24"/>
+          <w:szCs w:val="24"/>
+          <w:lang w:val="en-US"/>
+        </w:rPr>
+        <w:tab/>
+        <w:t xml:space="preserve">int </w:t>
+      </w:r>
+      <w:proofErr w:type="spellStart"/>
+      <w:r>
+        <w:rPr>
+          <w:rFonts w:ascii="Courier New" w:hAnsi="Courier New" w:cs="Courier New"/>
+          <w:sz w:val="24"/>
+          <w:szCs w:val="24"/>
+          <w:lang w:val="en-US"/>
+        </w:rPr>
+        <w:t>c_</w:t>
+      </w:r>
+      <w:proofErr w:type="gramStart"/>
+      <w:r>
+        <w:rPr>
+          <w:rFonts w:ascii="Courier New" w:hAnsi="Courier New" w:cs="Courier New"/>
+          <w:sz w:val="24"/>
+          <w:szCs w:val="24"/>
+          <w:lang w:val="en-US"/>
+        </w:rPr>
+        <w:t>answer</w:t>
+      </w:r>
+      <w:proofErr w:type="spellEnd"/>
+      <w:r>
+        <w:rPr>
+          <w:rFonts w:ascii="Courier New" w:hAnsi="Courier New" w:cs="Courier New"/>
+          <w:sz w:val="24"/>
+          <w:szCs w:val="24"/>
+          <w:lang w:val="en-US"/>
+        </w:rPr>
+        <w:t>{ 0</w:t>
+      </w:r>
+      <w:proofErr w:type="gramEnd"/>
+      <w:r>
+        <w:rPr>
+          <w:rFonts w:ascii="Courier New" w:hAnsi="Courier New" w:cs="Courier New"/>
+          <w:sz w:val="24"/>
+          <w:szCs w:val="24"/>
+          <w:lang w:val="en-US"/>
+        </w:rPr>
+        <w:t xml:space="preserve"> };</w:t>
+      </w:r>
+    </w:p>
+    <w:p>
+      <w:pPr>
+        <w:pStyle w:val="1"/>
+        <w:ind w:firstLine="708"/>
+        <w:rPr>
+          <w:rFonts w:ascii="Courier New" w:hAnsi="Courier New" w:cs="Courier New"/>
+          <w:sz w:val="24"/>
+          <w:szCs w:val="24"/>
+          <w:lang w:val="en-US"/>
+        </w:rPr>
+      </w:pPr>
+      <w:r>
+        <w:rPr>
+          <w:rFonts w:ascii="Courier New" w:hAnsi="Courier New" w:cs="Courier New"/>
+          <w:sz w:val="24"/>
+          <w:szCs w:val="24"/>
+          <w:lang w:val="en-US"/>
+        </w:rPr>
+        <w:tab/>
+      </w:r>
+      <w:r>
+        <w:rPr>
+          <w:rFonts w:ascii="Courier New" w:hAnsi="Courier New" w:cs="Courier New"/>
+          <w:sz w:val="24"/>
+          <w:szCs w:val="24"/>
+          <w:lang w:val="en-US"/>
+        </w:rPr>
+        <w:tab/>
+      </w:r>
+      <w:r>
+        <w:rPr>
+          <w:rFonts w:ascii="Courier New" w:hAnsi="Courier New" w:cs="Courier New"/>
+          <w:sz w:val="24"/>
+          <w:szCs w:val="24"/>
+          <w:lang w:val="en-US"/>
+        </w:rPr>
+        <w:tab/>
+        <w:t xml:space="preserve">for (int </w:t>
+      </w:r>
+      <w:proofErr w:type="spellStart"/>
+      <w:proofErr w:type="gramStart"/>
+      <w:r>
+        <w:rPr>
+          <w:rFonts w:ascii="Courier New" w:hAnsi="Courier New" w:cs="Courier New"/>
+          <w:sz w:val="24"/>
+          <w:szCs w:val="24"/>
+          <w:lang w:val="en-US"/>
+        </w:rPr>
+        <w:t>i</w:t>
+      </w:r>
+      <w:proofErr w:type="spellEnd"/>
+      <w:r>
+        <w:rPr>
+          <w:rFonts w:ascii="Courier New" w:hAnsi="Courier New" w:cs="Courier New"/>
+          <w:sz w:val="24"/>
+          <w:szCs w:val="24"/>
+          <w:lang w:val="en-US"/>
+        </w:rPr>
+        <w:t>{ 0</w:t>
+      </w:r>
+      <w:proofErr w:type="gramEnd"/>
+      <w:r>
+        <w:rPr>
+          <w:rFonts w:ascii="Courier New" w:hAnsi="Courier New" w:cs="Courier New"/>
+          <w:sz w:val="24"/>
+          <w:szCs w:val="24"/>
+          <w:lang w:val="en-US"/>
+        </w:rPr>
+        <w:t xml:space="preserve"> }; </w:t>
+      </w:r>
+      <w:proofErr w:type="spellStart"/>
+      <w:r>
+        <w:rPr>
+          <w:rFonts w:ascii="Courier New" w:hAnsi="Courier New" w:cs="Courier New"/>
+          <w:sz w:val="24"/>
+          <w:szCs w:val="24"/>
+          <w:lang w:val="en-US"/>
+        </w:rPr>
+        <w:t>i</w:t>
+      </w:r>
+      <w:proofErr w:type="spellEnd"/>
+      <w:r>
+        <w:rPr>
+          <w:rFonts w:ascii="Courier New" w:hAnsi="Courier New" w:cs="Courier New"/>
+          <w:sz w:val="24"/>
+          <w:szCs w:val="24"/>
+          <w:lang w:val="en-US"/>
+        </w:rPr>
+        <w:t xml:space="preserve"> &lt; </w:t>
+      </w:r>
+      <w:proofErr w:type="spellStart"/>
+      <w:r>
+        <w:rPr>
+          <w:rFonts w:ascii="Courier New" w:hAnsi="Courier New" w:cs="Courier New"/>
+          <w:sz w:val="24"/>
+          <w:szCs w:val="24"/>
+          <w:lang w:val="en-US"/>
+        </w:rPr>
+        <w:t>elementsAmount</w:t>
+      </w:r>
+      <w:proofErr w:type="spellEnd"/>
+      <w:r>
+        <w:rPr>
+          <w:rFonts w:ascii="Courier New" w:hAnsi="Courier New" w:cs="Courier New"/>
+          <w:sz w:val="24"/>
+          <w:szCs w:val="24"/>
+          <w:lang w:val="en-US"/>
+        </w:rPr>
+        <w:t xml:space="preserve">; </w:t>
+      </w:r>
+      <w:proofErr w:type="spellStart"/>
+      <w:r>
+        <w:rPr>
+          <w:rFonts w:ascii="Courier New" w:hAnsi="Courier New" w:cs="Courier New"/>
+          <w:sz w:val="24"/>
+          <w:szCs w:val="24"/>
+          <w:lang w:val="en-US"/>
+        </w:rPr>
+        <w:t>i</w:t>
+      </w:r>
+      <w:proofErr w:type="spellEnd"/>
+      <w:r>
+        <w:rPr>
+          <w:rFonts w:ascii="Courier New" w:hAnsi="Courier New" w:cs="Courier New"/>
+          <w:sz w:val="24"/>
+          <w:szCs w:val="24"/>
+          <w:lang w:val="en-US"/>
+        </w:rPr>
+        <w:t>++) {</w:t>
+      </w:r>
+    </w:p>
+    <w:p>
+      <w:pPr>
+        <w:pStyle w:val="1"/>
+        <w:ind w:firstLine="708"/>
+        <w:rPr>
+          <w:rFonts w:ascii="Courier New" w:hAnsi="Courier New" w:cs="Courier New"/>
+          <w:sz w:val="24"/>
+          <w:szCs w:val="24"/>
+          <w:lang w:val="en-US"/>
+        </w:rPr>
+      </w:pPr>
+      <w:r>
+        <w:rPr>
+          <w:rFonts w:ascii="Courier New" w:hAnsi="Courier New" w:cs="Courier New"/>
+          <w:sz w:val="24"/>
+          <w:szCs w:val="24"/>
+          <w:lang w:val="en-US"/>
+        </w:rPr>
+        <w:tab/>
+      </w:r>
+      <w:r>
+        <w:rPr>
+          <w:rFonts w:ascii="Courier New" w:hAnsi="Courier New" w:cs="Courier New"/>
+          <w:sz w:val="24"/>
+          <w:szCs w:val="24"/>
+          <w:lang w:val="en-US"/>
+        </w:rPr>
+        <w:tab/>
+      </w:r>
+      <w:r>
+        <w:rPr>
+          <w:rFonts w:ascii="Courier New" w:hAnsi="Courier New" w:cs="Courier New"/>
+          <w:sz w:val="24"/>
+          <w:szCs w:val="24"/>
+          <w:lang w:val="en-US"/>
+        </w:rPr>
+        <w:tab/>
+      </w:r>
+      <w:r>
+        <w:rPr>
+          <w:rFonts w:ascii="Courier New" w:hAnsi="Courier New" w:cs="Courier New"/>
+          <w:sz w:val="24"/>
+          <w:szCs w:val="24"/>
+          <w:lang w:val="en-US"/>
+        </w:rPr>
+        <w:tab/>
+        <w:t>if ((array[</w:t>
+      </w:r>
+      <w:proofErr w:type="spellStart"/>
+      <w:r>
+        <w:rPr>
+          <w:rFonts w:ascii="Courier New" w:hAnsi="Courier New" w:cs="Courier New"/>
+          <w:sz w:val="24"/>
+          <w:szCs w:val="24"/>
+          <w:lang w:val="en-US"/>
+        </w:rPr>
+        <w:t>i</w:t>
+      </w:r>
+      <w:proofErr w:type="spellEnd"/>
+      <w:r>
+        <w:rPr>
+          <w:rFonts w:ascii="Courier New" w:hAnsi="Courier New" w:cs="Courier New"/>
+          <w:sz w:val="24"/>
+          <w:szCs w:val="24"/>
+          <w:lang w:val="en-US"/>
+        </w:rPr>
+        <w:t>] % 5 == 0) &amp;&amp; (array[</w:t>
+      </w:r>
+      <w:proofErr w:type="spellStart"/>
+      <w:r>
+        <w:rPr>
+          <w:rFonts w:ascii="Courier New" w:hAnsi="Courier New" w:cs="Courier New"/>
+          <w:sz w:val="24"/>
+          <w:szCs w:val="24"/>
+          <w:lang w:val="en-US"/>
+        </w:rPr>
+        <w:t>i</w:t>
+      </w:r>
+      <w:proofErr w:type="spellEnd"/>
+      <w:r>
+        <w:rPr>
+          <w:rFonts w:ascii="Courier New" w:hAnsi="Courier New" w:cs="Courier New"/>
+          <w:sz w:val="24"/>
+          <w:szCs w:val="24"/>
+          <w:lang w:val="en-US"/>
+        </w:rPr>
+        <w:t>] &gt; 0)) {</w:t>
+      </w:r>
+    </w:p>
+    <w:p>
+      <w:pPr>
+        <w:pStyle w:val="1"/>
+        <w:ind w:firstLine="708"/>
+        <w:rPr>
+          <w:rFonts w:ascii="Courier New" w:hAnsi="Courier New" w:cs="Courier New"/>
+          <w:sz w:val="24"/>
+          <w:szCs w:val="24"/>
+          <w:lang w:val="en-US"/>
+        </w:rPr>
+      </w:pPr>
+      <w:r>
+        <w:rPr>
+          <w:rFonts w:ascii="Courier New" w:hAnsi="Courier New" w:cs="Courier New"/>
+          <w:sz w:val="24"/>
+          <w:szCs w:val="24"/>
+          <w:lang w:val="en-US"/>
+        </w:rPr>
+        <w:tab/>
+      </w:r>
+      <w:r>
+        <w:rPr>
+          <w:rFonts w:ascii="Courier New" w:hAnsi="Courier New" w:cs="Courier New"/>
+          <w:sz w:val="24"/>
+          <w:szCs w:val="24"/>
+          <w:lang w:val="en-US"/>
+        </w:rPr>
+        <w:tab/>
+      </w:r>
+      <w:r>
+        <w:rPr>
+          <w:rFonts w:ascii="Courier New" w:hAnsi="Courier New" w:cs="Courier New"/>
+          <w:sz w:val="24"/>
+          <w:szCs w:val="24"/>
+          <w:lang w:val="en-US"/>
+        </w:rPr>
+        <w:tab/>
+      </w:r>
+      <w:r>
+        <w:rPr>
+          <w:rFonts w:ascii="Courier New" w:hAnsi="Courier New" w:cs="Courier New"/>
+          <w:sz w:val="24"/>
+          <w:szCs w:val="24"/>
+          <w:lang w:val="en-US"/>
+        </w:rPr>
+        <w:tab/>
+      </w:r>
+      <w:r>
+        <w:rPr>
+          <w:rFonts w:ascii="Courier New" w:hAnsi="Courier New" w:cs="Courier New"/>
+          <w:sz w:val="24"/>
+          <w:szCs w:val="24"/>
+          <w:lang w:val="en-US"/>
+        </w:rPr>
+        <w:tab/>
+      </w:r>
+      <w:proofErr w:type="spellStart"/>
+      <w:r>
+        <w:rPr>
+          <w:rFonts w:ascii="Courier New" w:hAnsi="Courier New" w:cs="Courier New"/>
+          <w:sz w:val="24"/>
+          <w:szCs w:val="24"/>
+          <w:lang w:val="en-US"/>
+        </w:rPr>
+        <w:t>c_answer</w:t>
+      </w:r>
+      <w:proofErr w:type="spellEnd"/>
+      <w:r>
+        <w:rPr>
+          <w:rFonts w:ascii="Courier New" w:hAnsi="Courier New" w:cs="Courier New"/>
+          <w:sz w:val="24"/>
+          <w:szCs w:val="24"/>
+          <w:lang w:val="en-US"/>
+        </w:rPr>
+        <w:t>++;</w:t>
       </w:r>
     </w:p>
     <w:p>
@@ -2815,233 +4053,503 @@
           <w:lang w:val="en-US"/>
         </w:rPr>
         <w:tab/>
-        <w:t>int d_answer{ 0 };</w:t>
-      </w:r>
-    </w:p>
-    <w:p>
-      <w:pPr>
-        <w:pStyle w:val="1"/>
-        <w:ind w:firstLine="708"/>
-        <w:rPr>
-          <w:rFonts w:ascii="Courier New" w:hAnsi="Courier New" w:cs="Courier New"/>
-          <w:sz w:val="24"/>
-          <w:szCs w:val="24"/>
-          <w:lang w:val="en-US"/>
-        </w:rPr>
-      </w:pPr>
-    </w:p>
-    <w:p>
-      <w:pPr>
-        <w:pStyle w:val="1"/>
-        <w:ind w:firstLine="708"/>
-        <w:rPr>
-          <w:rFonts w:ascii="Courier New" w:hAnsi="Courier New" w:cs="Courier New"/>
-          <w:sz w:val="24"/>
-          <w:szCs w:val="24"/>
-          <w:lang w:val="en-US"/>
-        </w:rPr>
-      </w:pPr>
-      <w:r>
-        <w:rPr>
-          <w:rFonts w:ascii="Courier New" w:hAnsi="Courier New" w:cs="Courier New"/>
-          <w:sz w:val="24"/>
-          <w:szCs w:val="24"/>
-          <w:lang w:val="en-US"/>
-        </w:rPr>
-        <w:tab/>
-      </w:r>
-      <w:r>
-        <w:rPr>
-          <w:rFonts w:ascii="Courier New" w:hAnsi="Courier New" w:cs="Courier New"/>
-          <w:sz w:val="24"/>
-          <w:szCs w:val="24"/>
-          <w:lang w:val="en-US"/>
-        </w:rPr>
-        <w:tab/>
-      </w:r>
-      <w:r>
-        <w:rPr>
-          <w:rFonts w:ascii="Courier New" w:hAnsi="Courier New" w:cs="Courier New"/>
-          <w:sz w:val="24"/>
-          <w:szCs w:val="24"/>
-          <w:lang w:val="en-US"/>
-        </w:rPr>
-        <w:tab/>
-        <w:t>for (int i{ 0 }; i &lt; elementsAmount; i++) {</w:t>
-      </w:r>
-    </w:p>
-    <w:p>
-      <w:pPr>
-        <w:pStyle w:val="1"/>
-        <w:ind w:firstLine="708"/>
-        <w:rPr>
-          <w:rFonts w:ascii="Courier New" w:hAnsi="Courier New" w:cs="Courier New"/>
-          <w:sz w:val="24"/>
-          <w:szCs w:val="24"/>
-          <w:lang w:val="en-US"/>
-        </w:rPr>
-      </w:pPr>
-      <w:r>
-        <w:rPr>
-          <w:rFonts w:ascii="Courier New" w:hAnsi="Courier New" w:cs="Courier New"/>
-          <w:sz w:val="24"/>
-          <w:szCs w:val="24"/>
-          <w:lang w:val="en-US"/>
-        </w:rPr>
-        <w:tab/>
-      </w:r>
-      <w:r>
-        <w:rPr>
-          <w:rFonts w:ascii="Courier New" w:hAnsi="Courier New" w:cs="Courier New"/>
-          <w:sz w:val="24"/>
-          <w:szCs w:val="24"/>
-          <w:lang w:val="en-US"/>
-        </w:rPr>
-        <w:tab/>
-      </w:r>
-      <w:r>
-        <w:rPr>
-          <w:rFonts w:ascii="Courier New" w:hAnsi="Courier New" w:cs="Courier New"/>
-          <w:sz w:val="24"/>
-          <w:szCs w:val="24"/>
-          <w:lang w:val="en-US"/>
-        </w:rPr>
-        <w:tab/>
-      </w:r>
-      <w:r>
-        <w:rPr>
-          <w:rFonts w:ascii="Courier New" w:hAnsi="Courier New" w:cs="Courier New"/>
-          <w:sz w:val="24"/>
-          <w:szCs w:val="24"/>
-          <w:lang w:val="en-US"/>
-        </w:rPr>
-        <w:tab/>
-        <w:t>for (int j{ 0 }; j &lt; secondPowerArray.size(); j++) {</w:t>
-      </w:r>
-    </w:p>
-    <w:p>
-      <w:pPr>
-        <w:pStyle w:val="1"/>
-        <w:ind w:firstLine="708"/>
-        <w:rPr>
-          <w:rFonts w:ascii="Courier New" w:hAnsi="Courier New" w:cs="Courier New"/>
-          <w:sz w:val="24"/>
-          <w:szCs w:val="24"/>
-          <w:lang w:val="en-US"/>
-        </w:rPr>
-      </w:pPr>
-      <w:r>
-        <w:rPr>
-          <w:rFonts w:ascii="Courier New" w:hAnsi="Courier New" w:cs="Courier New"/>
-          <w:sz w:val="24"/>
-          <w:szCs w:val="24"/>
-          <w:lang w:val="en-US"/>
-        </w:rPr>
-        <w:tab/>
-      </w:r>
-      <w:r>
-        <w:rPr>
-          <w:rFonts w:ascii="Courier New" w:hAnsi="Courier New" w:cs="Courier New"/>
-          <w:sz w:val="24"/>
-          <w:szCs w:val="24"/>
-          <w:lang w:val="en-US"/>
-        </w:rPr>
-        <w:tab/>
-      </w:r>
-      <w:r>
-        <w:rPr>
-          <w:rFonts w:ascii="Courier New" w:hAnsi="Courier New" w:cs="Courier New"/>
-          <w:sz w:val="24"/>
-          <w:szCs w:val="24"/>
-          <w:lang w:val="en-US"/>
-        </w:rPr>
-        <w:tab/>
-      </w:r>
-      <w:r>
-        <w:rPr>
-          <w:rFonts w:ascii="Courier New" w:hAnsi="Courier New" w:cs="Courier New"/>
-          <w:sz w:val="24"/>
-          <w:szCs w:val="24"/>
-          <w:lang w:val="en-US"/>
-        </w:rPr>
-        <w:tab/>
-      </w:r>
-      <w:r>
-        <w:rPr>
-          <w:rFonts w:ascii="Courier New" w:hAnsi="Courier New" w:cs="Courier New"/>
-          <w:sz w:val="24"/>
-          <w:szCs w:val="24"/>
-          <w:lang w:val="en-US"/>
-        </w:rPr>
-        <w:tab/>
-        <w:t>if ((array[i] == secondPowerArray[j]) &amp;&amp; (array[i] &gt; 0)) {</w:t>
-      </w:r>
-    </w:p>
-    <w:p>
-      <w:pPr>
-        <w:pStyle w:val="1"/>
-        <w:ind w:firstLine="708"/>
-        <w:rPr>
-          <w:rFonts w:ascii="Courier New" w:hAnsi="Courier New" w:cs="Courier New"/>
-          <w:sz w:val="24"/>
-          <w:szCs w:val="24"/>
-          <w:lang w:val="en-US"/>
-        </w:rPr>
-      </w:pPr>
-      <w:r>
-        <w:rPr>
-          <w:rFonts w:ascii="Courier New" w:hAnsi="Courier New" w:cs="Courier New"/>
-          <w:sz w:val="24"/>
-          <w:szCs w:val="24"/>
-          <w:lang w:val="en-US"/>
-        </w:rPr>
-        <w:tab/>
-      </w:r>
-      <w:r>
-        <w:rPr>
-          <w:rFonts w:ascii="Courier New" w:hAnsi="Courier New" w:cs="Courier New"/>
-          <w:sz w:val="24"/>
-          <w:szCs w:val="24"/>
-          <w:lang w:val="en-US"/>
-        </w:rPr>
-        <w:tab/>
-      </w:r>
-      <w:r>
-        <w:rPr>
-          <w:rFonts w:ascii="Courier New" w:hAnsi="Courier New" w:cs="Courier New"/>
-          <w:sz w:val="24"/>
-          <w:szCs w:val="24"/>
-          <w:lang w:val="en-US"/>
-        </w:rPr>
-        <w:tab/>
-      </w:r>
-      <w:r>
-        <w:rPr>
-          <w:rFonts w:ascii="Courier New" w:hAnsi="Courier New" w:cs="Courier New"/>
-          <w:sz w:val="24"/>
-          <w:szCs w:val="24"/>
-          <w:lang w:val="en-US"/>
-        </w:rPr>
-        <w:tab/>
-      </w:r>
-      <w:r>
-        <w:rPr>
-          <w:rFonts w:ascii="Courier New" w:hAnsi="Courier New" w:cs="Courier New"/>
-          <w:sz w:val="24"/>
-          <w:szCs w:val="24"/>
-          <w:lang w:val="en-US"/>
-        </w:rPr>
-        <w:tab/>
-      </w:r>
-      <w:r>
-        <w:rPr>
-          <w:rFonts w:ascii="Courier New" w:hAnsi="Courier New" w:cs="Courier New"/>
-          <w:sz w:val="24"/>
-          <w:szCs w:val="24"/>
-          <w:lang w:val="en-US"/>
-        </w:rPr>
-        <w:tab/>
-        <w:t>d_answer++;</w:t>
+        <w:t xml:space="preserve">int </w:t>
+      </w:r>
+      <w:proofErr w:type="spellStart"/>
+      <w:r>
+        <w:rPr>
+          <w:rFonts w:ascii="Courier New" w:hAnsi="Courier New" w:cs="Courier New"/>
+          <w:sz w:val="24"/>
+          <w:szCs w:val="24"/>
+          <w:lang w:val="en-US"/>
+        </w:rPr>
+        <w:t>d_</w:t>
+      </w:r>
+      <w:proofErr w:type="gramStart"/>
+      <w:r>
+        <w:rPr>
+          <w:rFonts w:ascii="Courier New" w:hAnsi="Courier New" w:cs="Courier New"/>
+          <w:sz w:val="24"/>
+          <w:szCs w:val="24"/>
+          <w:lang w:val="en-US"/>
+        </w:rPr>
+        <w:t>answer</w:t>
+      </w:r>
+      <w:proofErr w:type="spellEnd"/>
+      <w:r>
+        <w:rPr>
+          <w:rFonts w:ascii="Courier New" w:hAnsi="Courier New" w:cs="Courier New"/>
+          <w:sz w:val="24"/>
+          <w:szCs w:val="24"/>
+          <w:lang w:val="en-US"/>
+        </w:rPr>
+        <w:t>{ 0</w:t>
+      </w:r>
+      <w:proofErr w:type="gramEnd"/>
+      <w:r>
+        <w:rPr>
+          <w:rFonts w:ascii="Courier New" w:hAnsi="Courier New" w:cs="Courier New"/>
+          <w:sz w:val="24"/>
+          <w:szCs w:val="24"/>
+          <w:lang w:val="en-US"/>
+        </w:rPr>
+        <w:t xml:space="preserve"> };</w:t>
+      </w:r>
+    </w:p>
+    <w:p>
+      <w:pPr>
+        <w:pStyle w:val="1"/>
+        <w:ind w:firstLine="708"/>
+        <w:rPr>
+          <w:rFonts w:ascii="Courier New" w:hAnsi="Courier New" w:cs="Courier New"/>
+          <w:sz w:val="24"/>
+          <w:szCs w:val="24"/>
+          <w:lang w:val="en-US"/>
+        </w:rPr>
+      </w:pPr>
+    </w:p>
+    <w:p>
+      <w:pPr>
+        <w:pStyle w:val="1"/>
+        <w:ind w:firstLine="708"/>
+        <w:rPr>
+          <w:rFonts w:ascii="Courier New" w:hAnsi="Courier New" w:cs="Courier New"/>
+          <w:sz w:val="24"/>
+          <w:szCs w:val="24"/>
+          <w:lang w:val="en-US"/>
+        </w:rPr>
+      </w:pPr>
+      <w:r>
+        <w:rPr>
+          <w:rFonts w:ascii="Courier New" w:hAnsi="Courier New" w:cs="Courier New"/>
+          <w:sz w:val="24"/>
+          <w:szCs w:val="24"/>
+          <w:lang w:val="en-US"/>
+        </w:rPr>
+        <w:tab/>
+      </w:r>
+      <w:r>
+        <w:rPr>
+          <w:rFonts w:ascii="Courier New" w:hAnsi="Courier New" w:cs="Courier New"/>
+          <w:sz w:val="24"/>
+          <w:szCs w:val="24"/>
+          <w:lang w:val="en-US"/>
+        </w:rPr>
+        <w:tab/>
+      </w:r>
+      <w:r>
+        <w:rPr>
+          <w:rFonts w:ascii="Courier New" w:hAnsi="Courier New" w:cs="Courier New"/>
+          <w:sz w:val="24"/>
+          <w:szCs w:val="24"/>
+          <w:lang w:val="en-US"/>
+        </w:rPr>
+        <w:tab/>
+        <w:t xml:space="preserve">for (int </w:t>
+      </w:r>
+      <w:proofErr w:type="spellStart"/>
+      <w:proofErr w:type="gramStart"/>
+      <w:r>
+        <w:rPr>
+          <w:rFonts w:ascii="Courier New" w:hAnsi="Courier New" w:cs="Courier New"/>
+          <w:sz w:val="24"/>
+          <w:szCs w:val="24"/>
+          <w:lang w:val="en-US"/>
+        </w:rPr>
+        <w:t>i</w:t>
+      </w:r>
+      <w:proofErr w:type="spellEnd"/>
+      <w:r>
+        <w:rPr>
+          <w:rFonts w:ascii="Courier New" w:hAnsi="Courier New" w:cs="Courier New"/>
+          <w:sz w:val="24"/>
+          <w:szCs w:val="24"/>
+          <w:lang w:val="en-US"/>
+        </w:rPr>
+        <w:t>{ 0</w:t>
+      </w:r>
+      <w:proofErr w:type="gramEnd"/>
+      <w:r>
+        <w:rPr>
+          <w:rFonts w:ascii="Courier New" w:hAnsi="Courier New" w:cs="Courier New"/>
+          <w:sz w:val="24"/>
+          <w:szCs w:val="24"/>
+          <w:lang w:val="en-US"/>
+        </w:rPr>
+        <w:t xml:space="preserve"> }; </w:t>
+      </w:r>
+      <w:proofErr w:type="spellStart"/>
+      <w:r>
+        <w:rPr>
+          <w:rFonts w:ascii="Courier New" w:hAnsi="Courier New" w:cs="Courier New"/>
+          <w:sz w:val="24"/>
+          <w:szCs w:val="24"/>
+          <w:lang w:val="en-US"/>
+        </w:rPr>
+        <w:t>i</w:t>
+      </w:r>
+      <w:proofErr w:type="spellEnd"/>
+      <w:r>
+        <w:rPr>
+          <w:rFonts w:ascii="Courier New" w:hAnsi="Courier New" w:cs="Courier New"/>
+          <w:sz w:val="24"/>
+          <w:szCs w:val="24"/>
+          <w:lang w:val="en-US"/>
+        </w:rPr>
+        <w:t xml:space="preserve"> &lt; </w:t>
+      </w:r>
+      <w:proofErr w:type="spellStart"/>
+      <w:r>
+        <w:rPr>
+          <w:rFonts w:ascii="Courier New" w:hAnsi="Courier New" w:cs="Courier New"/>
+          <w:sz w:val="24"/>
+          <w:szCs w:val="24"/>
+          <w:lang w:val="en-US"/>
+        </w:rPr>
+        <w:t>elementsAmount</w:t>
+      </w:r>
+      <w:proofErr w:type="spellEnd"/>
+      <w:r>
+        <w:rPr>
+          <w:rFonts w:ascii="Courier New" w:hAnsi="Courier New" w:cs="Courier New"/>
+          <w:sz w:val="24"/>
+          <w:szCs w:val="24"/>
+          <w:lang w:val="en-US"/>
+        </w:rPr>
+        <w:t xml:space="preserve">; </w:t>
+      </w:r>
+      <w:proofErr w:type="spellStart"/>
+      <w:r>
+        <w:rPr>
+          <w:rFonts w:ascii="Courier New" w:hAnsi="Courier New" w:cs="Courier New"/>
+          <w:sz w:val="24"/>
+          <w:szCs w:val="24"/>
+          <w:lang w:val="en-US"/>
+        </w:rPr>
+        <w:t>i</w:t>
+      </w:r>
+      <w:proofErr w:type="spellEnd"/>
+      <w:r>
+        <w:rPr>
+          <w:rFonts w:ascii="Courier New" w:hAnsi="Courier New" w:cs="Courier New"/>
+          <w:sz w:val="24"/>
+          <w:szCs w:val="24"/>
+          <w:lang w:val="en-US"/>
+        </w:rPr>
+        <w:t>++) {</w:t>
+      </w:r>
+    </w:p>
+    <w:p>
+      <w:pPr>
+        <w:pStyle w:val="1"/>
+        <w:ind w:firstLine="708"/>
+        <w:rPr>
+          <w:rFonts w:ascii="Courier New" w:hAnsi="Courier New" w:cs="Courier New"/>
+          <w:sz w:val="24"/>
+          <w:szCs w:val="24"/>
+          <w:lang w:val="en-US"/>
+        </w:rPr>
+      </w:pPr>
+      <w:r>
+        <w:rPr>
+          <w:rFonts w:ascii="Courier New" w:hAnsi="Courier New" w:cs="Courier New"/>
+          <w:sz w:val="24"/>
+          <w:szCs w:val="24"/>
+          <w:lang w:val="en-US"/>
+        </w:rPr>
+        <w:tab/>
+      </w:r>
+      <w:r>
+        <w:rPr>
+          <w:rFonts w:ascii="Courier New" w:hAnsi="Courier New" w:cs="Courier New"/>
+          <w:sz w:val="24"/>
+          <w:szCs w:val="24"/>
+          <w:lang w:val="en-US"/>
+        </w:rPr>
+        <w:tab/>
+      </w:r>
+      <w:r>
+        <w:rPr>
+          <w:rFonts w:ascii="Courier New" w:hAnsi="Courier New" w:cs="Courier New"/>
+          <w:sz w:val="24"/>
+          <w:szCs w:val="24"/>
+          <w:lang w:val="en-US"/>
+        </w:rPr>
+        <w:tab/>
+      </w:r>
+      <w:r>
+        <w:rPr>
+          <w:rFonts w:ascii="Courier New" w:hAnsi="Courier New" w:cs="Courier New"/>
+          <w:sz w:val="24"/>
+          <w:szCs w:val="24"/>
+          <w:lang w:val="en-US"/>
+        </w:rPr>
+        <w:tab/>
+        <w:t xml:space="preserve">for (int </w:t>
+      </w:r>
+      <w:proofErr w:type="gramStart"/>
+      <w:r>
+        <w:rPr>
+          <w:rFonts w:ascii="Courier New" w:hAnsi="Courier New" w:cs="Courier New"/>
+          <w:sz w:val="24"/>
+          <w:szCs w:val="24"/>
+          <w:lang w:val="en-US"/>
+        </w:rPr>
+        <w:t>j{ 0</w:t>
+      </w:r>
+      <w:proofErr w:type="gramEnd"/>
+      <w:r>
+        <w:rPr>
+          <w:rFonts w:ascii="Courier New" w:hAnsi="Courier New" w:cs="Courier New"/>
+          <w:sz w:val="24"/>
+          <w:szCs w:val="24"/>
+          <w:lang w:val="en-US"/>
+        </w:rPr>
+        <w:t xml:space="preserve"> }; j &lt; </w:t>
+      </w:r>
+      <w:proofErr w:type="spellStart"/>
+      <w:r>
+        <w:rPr>
+          <w:rFonts w:ascii="Courier New" w:hAnsi="Courier New" w:cs="Courier New"/>
+          <w:sz w:val="24"/>
+          <w:szCs w:val="24"/>
+          <w:lang w:val="en-US"/>
+        </w:rPr>
+        <w:t>secondPowerArray.size</w:t>
+      </w:r>
+      <w:proofErr w:type="spellEnd"/>
+      <w:r>
+        <w:rPr>
+          <w:rFonts w:ascii="Courier New" w:hAnsi="Courier New" w:cs="Courier New"/>
+          <w:sz w:val="24"/>
+          <w:szCs w:val="24"/>
+          <w:lang w:val="en-US"/>
+        </w:rPr>
+        <w:t xml:space="preserve">(); </w:t>
+      </w:r>
+      <w:proofErr w:type="spellStart"/>
+      <w:r>
+        <w:rPr>
+          <w:rFonts w:ascii="Courier New" w:hAnsi="Courier New" w:cs="Courier New"/>
+          <w:sz w:val="24"/>
+          <w:szCs w:val="24"/>
+          <w:lang w:val="en-US"/>
+        </w:rPr>
+        <w:t>j++</w:t>
+      </w:r>
+      <w:proofErr w:type="spellEnd"/>
+      <w:r>
+        <w:rPr>
+          <w:rFonts w:ascii="Courier New" w:hAnsi="Courier New" w:cs="Courier New"/>
+          <w:sz w:val="24"/>
+          <w:szCs w:val="24"/>
+          <w:lang w:val="en-US"/>
+        </w:rPr>
+        <w:t>) {</w:t>
+      </w:r>
+    </w:p>
+    <w:p>
+      <w:pPr>
+        <w:pStyle w:val="1"/>
+        <w:ind w:firstLine="708"/>
+        <w:rPr>
+          <w:rFonts w:ascii="Courier New" w:hAnsi="Courier New" w:cs="Courier New"/>
+          <w:sz w:val="24"/>
+          <w:szCs w:val="24"/>
+          <w:lang w:val="en-US"/>
+        </w:rPr>
+      </w:pPr>
+      <w:r>
+        <w:rPr>
+          <w:rFonts w:ascii="Courier New" w:hAnsi="Courier New" w:cs="Courier New"/>
+          <w:sz w:val="24"/>
+          <w:szCs w:val="24"/>
+          <w:lang w:val="en-US"/>
+        </w:rPr>
+        <w:tab/>
+      </w:r>
+      <w:r>
+        <w:rPr>
+          <w:rFonts w:ascii="Courier New" w:hAnsi="Courier New" w:cs="Courier New"/>
+          <w:sz w:val="24"/>
+          <w:szCs w:val="24"/>
+          <w:lang w:val="en-US"/>
+        </w:rPr>
+        <w:tab/>
+      </w:r>
+      <w:r>
+        <w:rPr>
+          <w:rFonts w:ascii="Courier New" w:hAnsi="Courier New" w:cs="Courier New"/>
+          <w:sz w:val="24"/>
+          <w:szCs w:val="24"/>
+          <w:lang w:val="en-US"/>
+        </w:rPr>
+        <w:tab/>
+      </w:r>
+      <w:r>
+        <w:rPr>
+          <w:rFonts w:ascii="Courier New" w:hAnsi="Courier New" w:cs="Courier New"/>
+          <w:sz w:val="24"/>
+          <w:szCs w:val="24"/>
+          <w:lang w:val="en-US"/>
+        </w:rPr>
+        <w:tab/>
+      </w:r>
+      <w:r>
+        <w:rPr>
+          <w:rFonts w:ascii="Courier New" w:hAnsi="Courier New" w:cs="Courier New"/>
+          <w:sz w:val="24"/>
+          <w:szCs w:val="24"/>
+          <w:lang w:val="en-US"/>
+        </w:rPr>
+        <w:tab/>
+        <w:t>if ((array[</w:t>
+      </w:r>
+      <w:proofErr w:type="spellStart"/>
+      <w:r>
+        <w:rPr>
+          <w:rFonts w:ascii="Courier New" w:hAnsi="Courier New" w:cs="Courier New"/>
+          <w:sz w:val="24"/>
+          <w:szCs w:val="24"/>
+          <w:lang w:val="en-US"/>
+        </w:rPr>
+        <w:t>i</w:t>
+      </w:r>
+      <w:proofErr w:type="spellEnd"/>
+      <w:r>
+        <w:rPr>
+          <w:rFonts w:ascii="Courier New" w:hAnsi="Courier New" w:cs="Courier New"/>
+          <w:sz w:val="24"/>
+          <w:szCs w:val="24"/>
+          <w:lang w:val="en-US"/>
+        </w:rPr>
+        <w:t xml:space="preserve">] == </w:t>
+      </w:r>
+      <w:proofErr w:type="spellStart"/>
+      <w:r>
+        <w:rPr>
+          <w:rFonts w:ascii="Courier New" w:hAnsi="Courier New" w:cs="Courier New"/>
+          <w:sz w:val="24"/>
+          <w:szCs w:val="24"/>
+          <w:lang w:val="en-US"/>
+        </w:rPr>
+        <w:t>secondPowerArray</w:t>
+      </w:r>
+      <w:proofErr w:type="spellEnd"/>
+      <w:r>
+        <w:rPr>
+          <w:rFonts w:ascii="Courier New" w:hAnsi="Courier New" w:cs="Courier New"/>
+          <w:sz w:val="24"/>
+          <w:szCs w:val="24"/>
+          <w:lang w:val="en-US"/>
+        </w:rPr>
+        <w:t>[j]) &amp;&amp; (array[</w:t>
+      </w:r>
+      <w:proofErr w:type="spellStart"/>
+      <w:r>
+        <w:rPr>
+          <w:rFonts w:ascii="Courier New" w:hAnsi="Courier New" w:cs="Courier New"/>
+          <w:sz w:val="24"/>
+          <w:szCs w:val="24"/>
+          <w:lang w:val="en-US"/>
+        </w:rPr>
+        <w:t>i</w:t>
+      </w:r>
+      <w:proofErr w:type="spellEnd"/>
+      <w:r>
+        <w:rPr>
+          <w:rFonts w:ascii="Courier New" w:hAnsi="Courier New" w:cs="Courier New"/>
+          <w:sz w:val="24"/>
+          <w:szCs w:val="24"/>
+          <w:lang w:val="en-US"/>
+        </w:rPr>
+        <w:t>] &gt; 0)) {</w:t>
+      </w:r>
+    </w:p>
+    <w:p>
+      <w:pPr>
+        <w:pStyle w:val="1"/>
+        <w:ind w:firstLine="708"/>
+        <w:rPr>
+          <w:rFonts w:ascii="Courier New" w:hAnsi="Courier New" w:cs="Courier New"/>
+          <w:sz w:val="24"/>
+          <w:szCs w:val="24"/>
+          <w:lang w:val="en-US"/>
+        </w:rPr>
+      </w:pPr>
+      <w:r>
+        <w:rPr>
+          <w:rFonts w:ascii="Courier New" w:hAnsi="Courier New" w:cs="Courier New"/>
+          <w:sz w:val="24"/>
+          <w:szCs w:val="24"/>
+          <w:lang w:val="en-US"/>
+        </w:rPr>
+        <w:tab/>
+      </w:r>
+      <w:r>
+        <w:rPr>
+          <w:rFonts w:ascii="Courier New" w:hAnsi="Courier New" w:cs="Courier New"/>
+          <w:sz w:val="24"/>
+          <w:szCs w:val="24"/>
+          <w:lang w:val="en-US"/>
+        </w:rPr>
+        <w:tab/>
+      </w:r>
+      <w:r>
+        <w:rPr>
+          <w:rFonts w:ascii="Courier New" w:hAnsi="Courier New" w:cs="Courier New"/>
+          <w:sz w:val="24"/>
+          <w:szCs w:val="24"/>
+          <w:lang w:val="en-US"/>
+        </w:rPr>
+        <w:tab/>
+      </w:r>
+      <w:r>
+        <w:rPr>
+          <w:rFonts w:ascii="Courier New" w:hAnsi="Courier New" w:cs="Courier New"/>
+          <w:sz w:val="24"/>
+          <w:szCs w:val="24"/>
+          <w:lang w:val="en-US"/>
+        </w:rPr>
+        <w:tab/>
+      </w:r>
+      <w:r>
+        <w:rPr>
+          <w:rFonts w:ascii="Courier New" w:hAnsi="Courier New" w:cs="Courier New"/>
+          <w:sz w:val="24"/>
+          <w:szCs w:val="24"/>
+          <w:lang w:val="en-US"/>
+        </w:rPr>
+        <w:tab/>
+      </w:r>
+      <w:r>
+        <w:rPr>
+          <w:rFonts w:ascii="Courier New" w:hAnsi="Courier New" w:cs="Courier New"/>
+          <w:sz w:val="24"/>
+          <w:szCs w:val="24"/>
+          <w:lang w:val="en-US"/>
+        </w:rPr>
+        <w:tab/>
+      </w:r>
+      <w:proofErr w:type="spellStart"/>
+      <w:r>
+        <w:rPr>
+          <w:rFonts w:ascii="Courier New" w:hAnsi="Courier New" w:cs="Courier New"/>
+          <w:sz w:val="24"/>
+          <w:szCs w:val="24"/>
+          <w:lang w:val="en-US"/>
+        </w:rPr>
+        <w:t>d_answer</w:t>
+      </w:r>
+      <w:proofErr w:type="spellEnd"/>
+      <w:r>
+        <w:rPr>
+          <w:rFonts w:ascii="Courier New" w:hAnsi="Courier New" w:cs="Courier New"/>
+          <w:sz w:val="24"/>
+          <w:szCs w:val="24"/>
+          <w:lang w:val="en-US"/>
+        </w:rPr>
+        <w:t>++;</w:t>
       </w:r>
     </w:p>
     <w:p>
@@ -3252,166 +4760,398 @@
           <w:lang w:val="en-US"/>
         </w:rPr>
         <w:tab/>
-        <w:t>int e_answer{ 0 };</w:t>
-      </w:r>
-    </w:p>
-    <w:p>
-      <w:pPr>
-        <w:pStyle w:val="1"/>
-        <w:ind w:firstLine="708"/>
-        <w:rPr>
-          <w:rFonts w:ascii="Courier New" w:hAnsi="Courier New" w:cs="Courier New"/>
-          <w:sz w:val="24"/>
-          <w:szCs w:val="24"/>
-          <w:lang w:val="en-US"/>
-        </w:rPr>
-      </w:pPr>
-    </w:p>
-    <w:p>
-      <w:pPr>
-        <w:pStyle w:val="1"/>
-        <w:ind w:firstLine="708"/>
-        <w:rPr>
-          <w:rFonts w:ascii="Courier New" w:hAnsi="Courier New" w:cs="Courier New"/>
-          <w:sz w:val="24"/>
-          <w:szCs w:val="24"/>
-          <w:lang w:val="en-US"/>
-        </w:rPr>
-      </w:pPr>
-      <w:r>
-        <w:rPr>
-          <w:rFonts w:ascii="Courier New" w:hAnsi="Courier New" w:cs="Courier New"/>
-          <w:sz w:val="24"/>
-          <w:szCs w:val="24"/>
-          <w:lang w:val="en-US"/>
-        </w:rPr>
-        <w:tab/>
-      </w:r>
-      <w:r>
-        <w:rPr>
-          <w:rFonts w:ascii="Courier New" w:hAnsi="Courier New" w:cs="Courier New"/>
-          <w:sz w:val="24"/>
-          <w:szCs w:val="24"/>
-          <w:lang w:val="en-US"/>
-        </w:rPr>
-        <w:tab/>
-      </w:r>
-      <w:r>
-        <w:rPr>
-          <w:rFonts w:ascii="Courier New" w:hAnsi="Courier New" w:cs="Courier New"/>
-          <w:sz w:val="24"/>
-          <w:szCs w:val="24"/>
-          <w:lang w:val="en-US"/>
-        </w:rPr>
-        <w:tab/>
-        <w:t>for (int i{ 2 }; i &lt; elementsAmount; i++) {</w:t>
-      </w:r>
-    </w:p>
-    <w:p>
-      <w:pPr>
-        <w:pStyle w:val="1"/>
-        <w:ind w:firstLine="708"/>
-        <w:rPr>
-          <w:rFonts w:ascii="Courier New" w:hAnsi="Courier New" w:cs="Courier New"/>
-          <w:sz w:val="24"/>
-          <w:szCs w:val="24"/>
-          <w:lang w:val="en-US"/>
-        </w:rPr>
-      </w:pPr>
-      <w:r>
-        <w:rPr>
-          <w:rFonts w:ascii="Courier New" w:hAnsi="Courier New" w:cs="Courier New"/>
-          <w:sz w:val="24"/>
-          <w:szCs w:val="24"/>
-          <w:lang w:val="en-US"/>
-        </w:rPr>
-        <w:tab/>
-      </w:r>
-      <w:r>
-        <w:rPr>
-          <w:rFonts w:ascii="Courier New" w:hAnsi="Courier New" w:cs="Courier New"/>
-          <w:sz w:val="24"/>
-          <w:szCs w:val="24"/>
-          <w:lang w:val="en-US"/>
-        </w:rPr>
-        <w:tab/>
-      </w:r>
-      <w:r>
-        <w:rPr>
-          <w:rFonts w:ascii="Courier New" w:hAnsi="Courier New" w:cs="Courier New"/>
-          <w:sz w:val="24"/>
-          <w:szCs w:val="24"/>
-          <w:lang w:val="en-US"/>
-        </w:rPr>
-        <w:tab/>
-      </w:r>
-      <w:r>
-        <w:rPr>
-          <w:rFonts w:ascii="Courier New" w:hAnsi="Courier New" w:cs="Courier New"/>
-          <w:sz w:val="24"/>
-          <w:szCs w:val="24"/>
-          <w:lang w:val="en-US"/>
-        </w:rPr>
-        <w:tab/>
-        <w:t>if ((array[i - 2] + array[i - 1]) &lt; array[i]) {</w:t>
-      </w:r>
-    </w:p>
-    <w:p>
-      <w:pPr>
-        <w:pStyle w:val="1"/>
-        <w:ind w:firstLine="708"/>
-        <w:rPr>
-          <w:rFonts w:ascii="Courier New" w:hAnsi="Courier New" w:cs="Courier New"/>
-          <w:sz w:val="24"/>
-          <w:szCs w:val="24"/>
-          <w:lang w:val="en-US"/>
-        </w:rPr>
-      </w:pPr>
-      <w:r>
-        <w:rPr>
-          <w:rFonts w:ascii="Courier New" w:hAnsi="Courier New" w:cs="Courier New"/>
-          <w:sz w:val="24"/>
-          <w:szCs w:val="24"/>
-          <w:lang w:val="en-US"/>
-        </w:rPr>
-        <w:tab/>
-      </w:r>
-      <w:r>
-        <w:rPr>
-          <w:rFonts w:ascii="Courier New" w:hAnsi="Courier New" w:cs="Courier New"/>
-          <w:sz w:val="24"/>
-          <w:szCs w:val="24"/>
-          <w:lang w:val="en-US"/>
-        </w:rPr>
-        <w:tab/>
-      </w:r>
-      <w:r>
-        <w:rPr>
-          <w:rFonts w:ascii="Courier New" w:hAnsi="Courier New" w:cs="Courier New"/>
-          <w:sz w:val="24"/>
-          <w:szCs w:val="24"/>
-          <w:lang w:val="en-US"/>
-        </w:rPr>
-        <w:tab/>
-      </w:r>
-      <w:r>
-        <w:rPr>
-          <w:rFonts w:ascii="Courier New" w:hAnsi="Courier New" w:cs="Courier New"/>
-          <w:sz w:val="24"/>
-          <w:szCs w:val="24"/>
-          <w:lang w:val="en-US"/>
-        </w:rPr>
-        <w:tab/>
-      </w:r>
-      <w:r>
-        <w:rPr>
-          <w:rFonts w:ascii="Courier New" w:hAnsi="Courier New" w:cs="Courier New"/>
-          <w:sz w:val="24"/>
-          <w:szCs w:val="24"/>
-          <w:lang w:val="en-US"/>
-        </w:rPr>
-        <w:tab/>
-        <w:t>e_answer++;</w:t>
+        <w:t xml:space="preserve">int </w:t>
+      </w:r>
+      <w:proofErr w:type="spellStart"/>
+      <w:r>
+        <w:rPr>
+          <w:rFonts w:ascii="Courier New" w:hAnsi="Courier New" w:cs="Courier New"/>
+          <w:sz w:val="24"/>
+          <w:szCs w:val="24"/>
+          <w:lang w:val="en-US"/>
+        </w:rPr>
+        <w:t>e_</w:t>
+      </w:r>
+      <w:proofErr w:type="gramStart"/>
+      <w:r>
+        <w:rPr>
+          <w:rFonts w:ascii="Courier New" w:hAnsi="Courier New" w:cs="Courier New"/>
+          <w:sz w:val="24"/>
+          <w:szCs w:val="24"/>
+          <w:lang w:val="en-US"/>
+        </w:rPr>
+        <w:t>answer</w:t>
+      </w:r>
+      <w:proofErr w:type="spellEnd"/>
+      <w:r>
+        <w:rPr>
+          <w:rFonts w:ascii="Courier New" w:hAnsi="Courier New" w:cs="Courier New"/>
+          <w:sz w:val="24"/>
+          <w:szCs w:val="24"/>
+          <w:lang w:val="en-US"/>
+        </w:rPr>
+        <w:t>{ 0</w:t>
+      </w:r>
+      <w:proofErr w:type="gramEnd"/>
+      <w:r>
+        <w:rPr>
+          <w:rFonts w:ascii="Courier New" w:hAnsi="Courier New" w:cs="Courier New"/>
+          <w:sz w:val="24"/>
+          <w:szCs w:val="24"/>
+          <w:lang w:val="en-US"/>
+        </w:rPr>
+        <w:t xml:space="preserve"> };</w:t>
+      </w:r>
+    </w:p>
+    <w:p>
+      <w:pPr>
+        <w:pStyle w:val="1"/>
+        <w:ind w:firstLine="708"/>
+        <w:rPr>
+          <w:rFonts w:ascii="Courier New" w:hAnsi="Courier New" w:cs="Courier New"/>
+          <w:sz w:val="24"/>
+          <w:szCs w:val="24"/>
+          <w:lang w:val="en-US"/>
+        </w:rPr>
+      </w:pPr>
+    </w:p>
+    <w:p>
+      <w:pPr>
+        <w:pStyle w:val="1"/>
+        <w:ind w:firstLine="708"/>
+        <w:rPr>
+          <w:rFonts w:ascii="Courier New" w:hAnsi="Courier New" w:cs="Courier New"/>
+          <w:sz w:val="24"/>
+          <w:szCs w:val="24"/>
+          <w:lang w:val="en-US"/>
+        </w:rPr>
+      </w:pPr>
+      <w:r>
+        <w:rPr>
+          <w:rFonts w:ascii="Courier New" w:hAnsi="Courier New" w:cs="Courier New"/>
+          <w:sz w:val="24"/>
+          <w:szCs w:val="24"/>
+          <w:lang w:val="en-US"/>
+        </w:rPr>
+        <w:tab/>
+      </w:r>
+      <w:r>
+        <w:rPr>
+          <w:rFonts w:ascii="Courier New" w:hAnsi="Courier New" w:cs="Courier New"/>
+          <w:sz w:val="24"/>
+          <w:szCs w:val="24"/>
+          <w:lang w:val="en-US"/>
+        </w:rPr>
+        <w:tab/>
+      </w:r>
+      <w:r>
+        <w:rPr>
+          <w:rFonts w:ascii="Courier New" w:hAnsi="Courier New" w:cs="Courier New"/>
+          <w:sz w:val="24"/>
+          <w:szCs w:val="24"/>
+          <w:lang w:val="en-US"/>
+        </w:rPr>
+        <w:tab/>
+        <w:t xml:space="preserve">for (int </w:t>
+      </w:r>
+      <w:proofErr w:type="spellStart"/>
+      <w:proofErr w:type="gramStart"/>
+      <w:r>
+        <w:rPr>
+          <w:rFonts w:ascii="Courier New" w:hAnsi="Courier New" w:cs="Courier New"/>
+          <w:sz w:val="24"/>
+          <w:szCs w:val="24"/>
+          <w:lang w:val="en-US"/>
+        </w:rPr>
+        <w:t>i</w:t>
+      </w:r>
+      <w:proofErr w:type="spellEnd"/>
+      <w:r>
+        <w:rPr>
+          <w:rFonts w:ascii="Courier New" w:hAnsi="Courier New" w:cs="Courier New"/>
+          <w:sz w:val="24"/>
+          <w:szCs w:val="24"/>
+          <w:lang w:val="en-US"/>
+        </w:rPr>
+        <w:t>{ 2</w:t>
+      </w:r>
+      <w:proofErr w:type="gramEnd"/>
+      <w:r>
+        <w:rPr>
+          <w:rFonts w:ascii="Courier New" w:hAnsi="Courier New" w:cs="Courier New"/>
+          <w:sz w:val="24"/>
+          <w:szCs w:val="24"/>
+          <w:lang w:val="en-US"/>
+        </w:rPr>
+        <w:t xml:space="preserve"> }; </w:t>
+      </w:r>
+      <w:proofErr w:type="spellStart"/>
+      <w:r>
+        <w:rPr>
+          <w:rFonts w:ascii="Courier New" w:hAnsi="Courier New" w:cs="Courier New"/>
+          <w:sz w:val="24"/>
+          <w:szCs w:val="24"/>
+          <w:lang w:val="en-US"/>
+        </w:rPr>
+        <w:t>i</w:t>
+      </w:r>
+      <w:proofErr w:type="spellEnd"/>
+      <w:r>
+        <w:rPr>
+          <w:rFonts w:ascii="Courier New" w:hAnsi="Courier New" w:cs="Courier New"/>
+          <w:sz w:val="24"/>
+          <w:szCs w:val="24"/>
+          <w:lang w:val="en-US"/>
+        </w:rPr>
+        <w:t xml:space="preserve"> &lt; </w:t>
+      </w:r>
+      <w:proofErr w:type="spellStart"/>
+      <w:r>
+        <w:rPr>
+          <w:rFonts w:ascii="Courier New" w:hAnsi="Courier New" w:cs="Courier New"/>
+          <w:sz w:val="24"/>
+          <w:szCs w:val="24"/>
+          <w:lang w:val="en-US"/>
+        </w:rPr>
+        <w:t>elementsAmount</w:t>
+      </w:r>
+      <w:proofErr w:type="spellEnd"/>
+      <w:r>
+        <w:rPr>
+          <w:rFonts w:ascii="Courier New" w:hAnsi="Courier New" w:cs="Courier New"/>
+          <w:sz w:val="24"/>
+          <w:szCs w:val="24"/>
+          <w:lang w:val="en-US"/>
+        </w:rPr>
+        <w:t xml:space="preserve">; </w:t>
+      </w:r>
+      <w:proofErr w:type="spellStart"/>
+      <w:r>
+        <w:rPr>
+          <w:rFonts w:ascii="Courier New" w:hAnsi="Courier New" w:cs="Courier New"/>
+          <w:sz w:val="24"/>
+          <w:szCs w:val="24"/>
+          <w:lang w:val="en-US"/>
+        </w:rPr>
+        <w:t>i</w:t>
+      </w:r>
+      <w:proofErr w:type="spellEnd"/>
+      <w:r>
+        <w:rPr>
+          <w:rFonts w:ascii="Courier New" w:hAnsi="Courier New" w:cs="Courier New"/>
+          <w:sz w:val="24"/>
+          <w:szCs w:val="24"/>
+          <w:lang w:val="en-US"/>
+        </w:rPr>
+        <w:t>++) {</w:t>
+      </w:r>
+    </w:p>
+    <w:p>
+      <w:pPr>
+        <w:pStyle w:val="1"/>
+        <w:ind w:firstLine="708"/>
+        <w:rPr>
+          <w:rFonts w:ascii="Courier New" w:hAnsi="Courier New" w:cs="Courier New"/>
+          <w:sz w:val="24"/>
+          <w:szCs w:val="24"/>
+          <w:lang w:val="en-US"/>
+        </w:rPr>
+      </w:pPr>
+      <w:r>
+        <w:rPr>
+          <w:rFonts w:ascii="Courier New" w:hAnsi="Courier New" w:cs="Courier New"/>
+          <w:sz w:val="24"/>
+          <w:szCs w:val="24"/>
+          <w:lang w:val="en-US"/>
+        </w:rPr>
+        <w:tab/>
+      </w:r>
+      <w:r>
+        <w:rPr>
+          <w:rFonts w:ascii="Courier New" w:hAnsi="Courier New" w:cs="Courier New"/>
+          <w:sz w:val="24"/>
+          <w:szCs w:val="24"/>
+          <w:lang w:val="en-US"/>
+        </w:rPr>
+        <w:tab/>
+      </w:r>
+      <w:r>
+        <w:rPr>
+          <w:rFonts w:ascii="Courier New" w:hAnsi="Courier New" w:cs="Courier New"/>
+          <w:sz w:val="24"/>
+          <w:szCs w:val="24"/>
+          <w:lang w:val="en-US"/>
+        </w:rPr>
+        <w:tab/>
+      </w:r>
+      <w:r>
+        <w:rPr>
+          <w:rFonts w:ascii="Courier New" w:hAnsi="Courier New" w:cs="Courier New"/>
+          <w:sz w:val="24"/>
+          <w:szCs w:val="24"/>
+          <w:lang w:val="en-US"/>
+        </w:rPr>
+        <w:tab/>
+        <w:t>if ((</w:t>
+      </w:r>
+      <w:proofErr w:type="gramStart"/>
+      <w:r>
+        <w:rPr>
+          <w:rFonts w:ascii="Courier New" w:hAnsi="Courier New" w:cs="Courier New"/>
+          <w:sz w:val="24"/>
+          <w:szCs w:val="24"/>
+          <w:lang w:val="en-US"/>
+        </w:rPr>
+        <w:t>array[</w:t>
+      </w:r>
+      <w:proofErr w:type="spellStart"/>
+      <w:proofErr w:type="gramEnd"/>
+      <w:r>
+        <w:rPr>
+          <w:rFonts w:ascii="Courier New" w:hAnsi="Courier New" w:cs="Courier New"/>
+          <w:sz w:val="24"/>
+          <w:szCs w:val="24"/>
+          <w:lang w:val="en-US"/>
+        </w:rPr>
+        <w:t>i</w:t>
+      </w:r>
+      <w:proofErr w:type="spellEnd"/>
+      <w:r>
+        <w:rPr>
+          <w:rFonts w:ascii="Courier New" w:hAnsi="Courier New" w:cs="Courier New"/>
+          <w:sz w:val="24"/>
+          <w:szCs w:val="24"/>
+          <w:lang w:val="en-US"/>
+        </w:rPr>
+        <w:t xml:space="preserve"> - 2] + </w:t>
+      </w:r>
+      <w:proofErr w:type="gramStart"/>
+      <w:r>
+        <w:rPr>
+          <w:rFonts w:ascii="Courier New" w:hAnsi="Courier New" w:cs="Courier New"/>
+          <w:sz w:val="24"/>
+          <w:szCs w:val="24"/>
+          <w:lang w:val="en-US"/>
+        </w:rPr>
+        <w:t>array[</w:t>
+      </w:r>
+      <w:proofErr w:type="spellStart"/>
+      <w:proofErr w:type="gramEnd"/>
+      <w:r>
+        <w:rPr>
+          <w:rFonts w:ascii="Courier New" w:hAnsi="Courier New" w:cs="Courier New"/>
+          <w:sz w:val="24"/>
+          <w:szCs w:val="24"/>
+          <w:lang w:val="en-US"/>
+        </w:rPr>
+        <w:t>i</w:t>
+      </w:r>
+      <w:proofErr w:type="spellEnd"/>
+      <w:r>
+        <w:rPr>
+          <w:rFonts w:ascii="Courier New" w:hAnsi="Courier New" w:cs="Courier New"/>
+          <w:sz w:val="24"/>
+          <w:szCs w:val="24"/>
+          <w:lang w:val="en-US"/>
+        </w:rPr>
+        <w:t xml:space="preserve"> - 1]) &lt; array[</w:t>
+      </w:r>
+      <w:proofErr w:type="spellStart"/>
+      <w:r>
+        <w:rPr>
+          <w:rFonts w:ascii="Courier New" w:hAnsi="Courier New" w:cs="Courier New"/>
+          <w:sz w:val="24"/>
+          <w:szCs w:val="24"/>
+          <w:lang w:val="en-US"/>
+        </w:rPr>
+        <w:t>i</w:t>
+      </w:r>
+      <w:proofErr w:type="spellEnd"/>
+      <w:r>
+        <w:rPr>
+          <w:rFonts w:ascii="Courier New" w:hAnsi="Courier New" w:cs="Courier New"/>
+          <w:sz w:val="24"/>
+          <w:szCs w:val="24"/>
+          <w:lang w:val="en-US"/>
+        </w:rPr>
+        <w:t>]) {</w:t>
+      </w:r>
+    </w:p>
+    <w:p>
+      <w:pPr>
+        <w:pStyle w:val="1"/>
+        <w:ind w:firstLine="708"/>
+        <w:rPr>
+          <w:rFonts w:ascii="Courier New" w:hAnsi="Courier New" w:cs="Courier New"/>
+          <w:sz w:val="24"/>
+          <w:szCs w:val="24"/>
+          <w:lang w:val="en-US"/>
+        </w:rPr>
+      </w:pPr>
+      <w:r>
+        <w:rPr>
+          <w:rFonts w:ascii="Courier New" w:hAnsi="Courier New" w:cs="Courier New"/>
+          <w:sz w:val="24"/>
+          <w:szCs w:val="24"/>
+          <w:lang w:val="en-US"/>
+        </w:rPr>
+        <w:tab/>
+      </w:r>
+      <w:r>
+        <w:rPr>
+          <w:rFonts w:ascii="Courier New" w:hAnsi="Courier New" w:cs="Courier New"/>
+          <w:sz w:val="24"/>
+          <w:szCs w:val="24"/>
+          <w:lang w:val="en-US"/>
+        </w:rPr>
+        <w:tab/>
+      </w:r>
+      <w:r>
+        <w:rPr>
+          <w:rFonts w:ascii="Courier New" w:hAnsi="Courier New" w:cs="Courier New"/>
+          <w:sz w:val="24"/>
+          <w:szCs w:val="24"/>
+          <w:lang w:val="en-US"/>
+        </w:rPr>
+        <w:tab/>
+      </w:r>
+      <w:r>
+        <w:rPr>
+          <w:rFonts w:ascii="Courier New" w:hAnsi="Courier New" w:cs="Courier New"/>
+          <w:sz w:val="24"/>
+          <w:szCs w:val="24"/>
+          <w:lang w:val="en-US"/>
+        </w:rPr>
+        <w:tab/>
+      </w:r>
+      <w:r>
+        <w:rPr>
+          <w:rFonts w:ascii="Courier New" w:hAnsi="Courier New" w:cs="Courier New"/>
+          <w:sz w:val="24"/>
+          <w:szCs w:val="24"/>
+          <w:lang w:val="en-US"/>
+        </w:rPr>
+        <w:tab/>
+      </w:r>
+      <w:proofErr w:type="spellStart"/>
+      <w:r>
+        <w:rPr>
+          <w:rFonts w:ascii="Courier New" w:hAnsi="Courier New" w:cs="Courier New"/>
+          <w:sz w:val="24"/>
+          <w:szCs w:val="24"/>
+          <w:lang w:val="en-US"/>
+        </w:rPr>
+        <w:t>e_answer</w:t>
+      </w:r>
+      <w:proofErr w:type="spellEnd"/>
+      <w:r>
+        <w:rPr>
+          <w:rFonts w:ascii="Courier New" w:hAnsi="Courier New" w:cs="Courier New"/>
+          <w:sz w:val="24"/>
+          <w:szCs w:val="24"/>
+          <w:lang w:val="en-US"/>
+        </w:rPr>
+        <w:t>++;</w:t>
       </w:r>
     </w:p>
     <w:p>
@@ -3552,127 +5292,407 @@
           <w:lang w:val="en-US"/>
         </w:rPr>
         <w:tab/>
-        <w:t>std::cout &lt;&lt; "a) " &lt;&lt; a_answer &lt;&lt; endl;</w:t>
-      </w:r>
-    </w:p>
-    <w:p>
-      <w:pPr>
-        <w:pStyle w:val="1"/>
-        <w:ind w:firstLine="708"/>
-        <w:rPr>
-          <w:rFonts w:ascii="Courier New" w:hAnsi="Courier New" w:cs="Courier New"/>
-          <w:sz w:val="24"/>
-          <w:szCs w:val="24"/>
-          <w:lang w:val="en-US"/>
-        </w:rPr>
-      </w:pPr>
-      <w:r>
-        <w:rPr>
-          <w:rFonts w:ascii="Courier New" w:hAnsi="Courier New" w:cs="Courier New"/>
-          <w:sz w:val="24"/>
-          <w:szCs w:val="24"/>
-          <w:lang w:val="en-US"/>
-        </w:rPr>
-        <w:tab/>
-      </w:r>
-      <w:r>
-        <w:rPr>
-          <w:rFonts w:ascii="Courier New" w:hAnsi="Courier New" w:cs="Courier New"/>
-          <w:sz w:val="24"/>
-          <w:szCs w:val="24"/>
-          <w:lang w:val="en-US"/>
-        </w:rPr>
-        <w:tab/>
-      </w:r>
-      <w:r>
-        <w:rPr>
-          <w:rFonts w:ascii="Courier New" w:hAnsi="Courier New" w:cs="Courier New"/>
-          <w:sz w:val="24"/>
-          <w:szCs w:val="24"/>
-          <w:lang w:val="en-US"/>
-        </w:rPr>
-        <w:tab/>
-        <w:t>std::cout &lt;&lt; "b) " &lt;&lt; b_answer &lt;&lt; endl;</w:t>
-      </w:r>
-    </w:p>
-    <w:p>
-      <w:pPr>
-        <w:pStyle w:val="1"/>
-        <w:ind w:firstLine="708"/>
-        <w:rPr>
-          <w:rFonts w:ascii="Courier New" w:hAnsi="Courier New" w:cs="Courier New"/>
-          <w:sz w:val="24"/>
-          <w:szCs w:val="24"/>
-          <w:lang w:val="en-US"/>
-        </w:rPr>
-      </w:pPr>
-      <w:r>
-        <w:rPr>
-          <w:rFonts w:ascii="Courier New" w:hAnsi="Courier New" w:cs="Courier New"/>
-          <w:sz w:val="24"/>
-          <w:szCs w:val="24"/>
-          <w:lang w:val="en-US"/>
-        </w:rPr>
-        <w:tab/>
-      </w:r>
-      <w:r>
-        <w:rPr>
-          <w:rFonts w:ascii="Courier New" w:hAnsi="Courier New" w:cs="Courier New"/>
-          <w:sz w:val="24"/>
-          <w:szCs w:val="24"/>
-          <w:lang w:val="en-US"/>
-        </w:rPr>
-        <w:tab/>
-      </w:r>
-      <w:r>
-        <w:rPr>
-          <w:rFonts w:ascii="Courier New" w:hAnsi="Courier New" w:cs="Courier New"/>
-          <w:sz w:val="24"/>
-          <w:szCs w:val="24"/>
-          <w:lang w:val="en-US"/>
-        </w:rPr>
-        <w:tab/>
-        <w:t>std::cout &lt;&lt; "c) " &lt;&lt; c_answer &lt;&lt; endl;</w:t>
-      </w:r>
-    </w:p>
-    <w:p>
-      <w:pPr>
-        <w:pStyle w:val="1"/>
-        <w:ind w:firstLine="708"/>
-        <w:rPr>
-          <w:rFonts w:ascii="Courier New" w:hAnsi="Courier New" w:cs="Courier New"/>
-          <w:sz w:val="24"/>
-          <w:szCs w:val="24"/>
-          <w:lang w:val="en-US"/>
-        </w:rPr>
-      </w:pPr>
-      <w:r>
-        <w:rPr>
-          <w:rFonts w:ascii="Courier New" w:hAnsi="Courier New" w:cs="Courier New"/>
-          <w:sz w:val="24"/>
-          <w:szCs w:val="24"/>
-          <w:lang w:val="en-US"/>
-        </w:rPr>
-        <w:tab/>
-      </w:r>
-      <w:r>
-        <w:rPr>
-          <w:rFonts w:ascii="Courier New" w:hAnsi="Courier New" w:cs="Courier New"/>
-          <w:sz w:val="24"/>
-          <w:szCs w:val="24"/>
-          <w:lang w:val="en-US"/>
-        </w:rPr>
-        <w:tab/>
-      </w:r>
-      <w:r>
-        <w:rPr>
-          <w:rFonts w:ascii="Courier New" w:hAnsi="Courier New" w:cs="Courier New"/>
-          <w:sz w:val="24"/>
-          <w:szCs w:val="24"/>
-          <w:lang w:val="en-US"/>
-        </w:rPr>
-        <w:tab/>
-        <w:t>std::cout &lt;&lt; "d) " &lt;&lt; d_answer &lt;&lt; endl;</w:t>
+      </w:r>
+      <w:proofErr w:type="gramStart"/>
+      <w:r>
+        <w:rPr>
+          <w:rFonts w:ascii="Courier New" w:hAnsi="Courier New" w:cs="Courier New"/>
+          <w:sz w:val="24"/>
+          <w:szCs w:val="24"/>
+          <w:lang w:val="en-US"/>
+        </w:rPr>
+        <w:t>std::</w:t>
+      </w:r>
+      <w:proofErr w:type="spellStart"/>
+      <w:proofErr w:type="gramEnd"/>
+      <w:r>
+        <w:rPr>
+          <w:rFonts w:ascii="Courier New" w:hAnsi="Courier New" w:cs="Courier New"/>
+          <w:sz w:val="24"/>
+          <w:szCs w:val="24"/>
+          <w:lang w:val="en-US"/>
+        </w:rPr>
+        <w:t>cout</w:t>
+      </w:r>
+      <w:proofErr w:type="spellEnd"/>
+      <w:r>
+        <w:rPr>
+          <w:rFonts w:ascii="Courier New" w:hAnsi="Courier New" w:cs="Courier New"/>
+          <w:sz w:val="24"/>
+          <w:szCs w:val="24"/>
+          <w:lang w:val="en-US"/>
+        </w:rPr>
+        <w:t xml:space="preserve"> &lt;&lt; "a) " &lt;&lt; </w:t>
+      </w:r>
+      <w:proofErr w:type="spellStart"/>
+      <w:r>
+        <w:rPr>
+          <w:rFonts w:ascii="Courier New" w:hAnsi="Courier New" w:cs="Courier New"/>
+          <w:sz w:val="24"/>
+          <w:szCs w:val="24"/>
+          <w:lang w:val="en-US"/>
+        </w:rPr>
+        <w:t>a_answer</w:t>
+      </w:r>
+      <w:proofErr w:type="spellEnd"/>
+      <w:r>
+        <w:rPr>
+          <w:rFonts w:ascii="Courier New" w:hAnsi="Courier New" w:cs="Courier New"/>
+          <w:sz w:val="24"/>
+          <w:szCs w:val="24"/>
+          <w:lang w:val="en-US"/>
+        </w:rPr>
+        <w:t xml:space="preserve"> &lt;&lt; </w:t>
+      </w:r>
+      <w:proofErr w:type="spellStart"/>
+      <w:r>
+        <w:rPr>
+          <w:rFonts w:ascii="Courier New" w:hAnsi="Courier New" w:cs="Courier New"/>
+          <w:sz w:val="24"/>
+          <w:szCs w:val="24"/>
+          <w:lang w:val="en-US"/>
+        </w:rPr>
+        <w:t>endl</w:t>
+      </w:r>
+      <w:proofErr w:type="spellEnd"/>
+      <w:r>
+        <w:rPr>
+          <w:rFonts w:ascii="Courier New" w:hAnsi="Courier New" w:cs="Courier New"/>
+          <w:sz w:val="24"/>
+          <w:szCs w:val="24"/>
+          <w:lang w:val="en-US"/>
+        </w:rPr>
+        <w:t>;</w:t>
+      </w:r>
+    </w:p>
+    <w:p>
+      <w:pPr>
+        <w:pStyle w:val="1"/>
+        <w:ind w:firstLine="708"/>
+        <w:rPr>
+          <w:rFonts w:ascii="Courier New" w:hAnsi="Courier New" w:cs="Courier New"/>
+          <w:sz w:val="24"/>
+          <w:szCs w:val="24"/>
+          <w:lang w:val="en-US"/>
+        </w:rPr>
+      </w:pPr>
+      <w:r>
+        <w:rPr>
+          <w:rFonts w:ascii="Courier New" w:hAnsi="Courier New" w:cs="Courier New"/>
+          <w:sz w:val="24"/>
+          <w:szCs w:val="24"/>
+          <w:lang w:val="en-US"/>
+        </w:rPr>
+        <w:tab/>
+      </w:r>
+      <w:r>
+        <w:rPr>
+          <w:rFonts w:ascii="Courier New" w:hAnsi="Courier New" w:cs="Courier New"/>
+          <w:sz w:val="24"/>
+          <w:szCs w:val="24"/>
+          <w:lang w:val="en-US"/>
+        </w:rPr>
+        <w:tab/>
+      </w:r>
+      <w:r>
+        <w:rPr>
+          <w:rFonts w:ascii="Courier New" w:hAnsi="Courier New" w:cs="Courier New"/>
+          <w:sz w:val="24"/>
+          <w:szCs w:val="24"/>
+          <w:lang w:val="en-US"/>
+        </w:rPr>
+        <w:tab/>
+      </w:r>
+      <w:proofErr w:type="gramStart"/>
+      <w:r>
+        <w:rPr>
+          <w:rFonts w:ascii="Courier New" w:hAnsi="Courier New" w:cs="Courier New"/>
+          <w:sz w:val="24"/>
+          <w:szCs w:val="24"/>
+          <w:lang w:val="en-US"/>
+        </w:rPr>
+        <w:t>std::</w:t>
+      </w:r>
+      <w:proofErr w:type="spellStart"/>
+      <w:proofErr w:type="gramEnd"/>
+      <w:r>
+        <w:rPr>
+          <w:rFonts w:ascii="Courier New" w:hAnsi="Courier New" w:cs="Courier New"/>
+          <w:sz w:val="24"/>
+          <w:szCs w:val="24"/>
+          <w:lang w:val="en-US"/>
+        </w:rPr>
+        <w:t>cout</w:t>
+      </w:r>
+      <w:proofErr w:type="spellEnd"/>
+      <w:r>
+        <w:rPr>
+          <w:rFonts w:ascii="Courier New" w:hAnsi="Courier New" w:cs="Courier New"/>
+          <w:sz w:val="24"/>
+          <w:szCs w:val="24"/>
+          <w:lang w:val="en-US"/>
+        </w:rPr>
+        <w:t xml:space="preserve"> &lt;&lt; "b) " &lt;&lt; </w:t>
+      </w:r>
+      <w:proofErr w:type="spellStart"/>
+      <w:r>
+        <w:rPr>
+          <w:rFonts w:ascii="Courier New" w:hAnsi="Courier New" w:cs="Courier New"/>
+          <w:sz w:val="24"/>
+          <w:szCs w:val="24"/>
+          <w:lang w:val="en-US"/>
+        </w:rPr>
+        <w:t>b_answer</w:t>
+      </w:r>
+      <w:proofErr w:type="spellEnd"/>
+      <w:r>
+        <w:rPr>
+          <w:rFonts w:ascii="Courier New" w:hAnsi="Courier New" w:cs="Courier New"/>
+          <w:sz w:val="24"/>
+          <w:szCs w:val="24"/>
+          <w:lang w:val="en-US"/>
+        </w:rPr>
+        <w:t xml:space="preserve"> &lt;&lt; </w:t>
+      </w:r>
+      <w:proofErr w:type="spellStart"/>
+      <w:r>
+        <w:rPr>
+          <w:rFonts w:ascii="Courier New" w:hAnsi="Courier New" w:cs="Courier New"/>
+          <w:sz w:val="24"/>
+          <w:szCs w:val="24"/>
+          <w:lang w:val="en-US"/>
+        </w:rPr>
+        <w:t>endl</w:t>
+      </w:r>
+      <w:proofErr w:type="spellEnd"/>
+      <w:r>
+        <w:rPr>
+          <w:rFonts w:ascii="Courier New" w:hAnsi="Courier New" w:cs="Courier New"/>
+          <w:sz w:val="24"/>
+          <w:szCs w:val="24"/>
+          <w:lang w:val="en-US"/>
+        </w:rPr>
+        <w:t>;</w:t>
+      </w:r>
+    </w:p>
+    <w:p>
+      <w:pPr>
+        <w:pStyle w:val="1"/>
+        <w:ind w:firstLine="708"/>
+        <w:rPr>
+          <w:rFonts w:ascii="Courier New" w:hAnsi="Courier New" w:cs="Courier New"/>
+          <w:sz w:val="24"/>
+          <w:szCs w:val="24"/>
+          <w:lang w:val="en-US"/>
+        </w:rPr>
+      </w:pPr>
+      <w:r>
+        <w:rPr>
+          <w:rFonts w:ascii="Courier New" w:hAnsi="Courier New" w:cs="Courier New"/>
+          <w:sz w:val="24"/>
+          <w:szCs w:val="24"/>
+          <w:lang w:val="en-US"/>
+        </w:rPr>
+        <w:tab/>
+      </w:r>
+      <w:r>
+        <w:rPr>
+          <w:rFonts w:ascii="Courier New" w:hAnsi="Courier New" w:cs="Courier New"/>
+          <w:sz w:val="24"/>
+          <w:szCs w:val="24"/>
+          <w:lang w:val="en-US"/>
+        </w:rPr>
+        <w:tab/>
+      </w:r>
+      <w:r>
+        <w:rPr>
+          <w:rFonts w:ascii="Courier New" w:hAnsi="Courier New" w:cs="Courier New"/>
+          <w:sz w:val="24"/>
+          <w:szCs w:val="24"/>
+          <w:lang w:val="en-US"/>
+        </w:rPr>
+        <w:tab/>
+      </w:r>
+      <w:proofErr w:type="gramStart"/>
+      <w:r>
+        <w:rPr>
+          <w:rFonts w:ascii="Courier New" w:hAnsi="Courier New" w:cs="Courier New"/>
+          <w:sz w:val="24"/>
+          <w:szCs w:val="24"/>
+          <w:lang w:val="en-US"/>
+        </w:rPr>
+        <w:t>std::</w:t>
+      </w:r>
+      <w:proofErr w:type="spellStart"/>
+      <w:proofErr w:type="gramEnd"/>
+      <w:r>
+        <w:rPr>
+          <w:rFonts w:ascii="Courier New" w:hAnsi="Courier New" w:cs="Courier New"/>
+          <w:sz w:val="24"/>
+          <w:szCs w:val="24"/>
+          <w:lang w:val="en-US"/>
+        </w:rPr>
+        <w:t>cout</w:t>
+      </w:r>
+      <w:proofErr w:type="spellEnd"/>
+      <w:r>
+        <w:rPr>
+          <w:rFonts w:ascii="Courier New" w:hAnsi="Courier New" w:cs="Courier New"/>
+          <w:sz w:val="24"/>
+          <w:szCs w:val="24"/>
+          <w:lang w:val="en-US"/>
+        </w:rPr>
+        <w:t xml:space="preserve"> &lt;&lt; "c) " &lt;&lt; </w:t>
+      </w:r>
+      <w:proofErr w:type="spellStart"/>
+      <w:r>
+        <w:rPr>
+          <w:rFonts w:ascii="Courier New" w:hAnsi="Courier New" w:cs="Courier New"/>
+          <w:sz w:val="24"/>
+          <w:szCs w:val="24"/>
+          <w:lang w:val="en-US"/>
+        </w:rPr>
+        <w:t>c_answer</w:t>
+      </w:r>
+      <w:proofErr w:type="spellEnd"/>
+      <w:r>
+        <w:rPr>
+          <w:rFonts w:ascii="Courier New" w:hAnsi="Courier New" w:cs="Courier New"/>
+          <w:sz w:val="24"/>
+          <w:szCs w:val="24"/>
+          <w:lang w:val="en-US"/>
+        </w:rPr>
+        <w:t xml:space="preserve"> &lt;&lt; </w:t>
+      </w:r>
+      <w:proofErr w:type="spellStart"/>
+      <w:r>
+        <w:rPr>
+          <w:rFonts w:ascii="Courier New" w:hAnsi="Courier New" w:cs="Courier New"/>
+          <w:sz w:val="24"/>
+          <w:szCs w:val="24"/>
+          <w:lang w:val="en-US"/>
+        </w:rPr>
+        <w:t>endl</w:t>
+      </w:r>
+      <w:proofErr w:type="spellEnd"/>
+      <w:r>
+        <w:rPr>
+          <w:rFonts w:ascii="Courier New" w:hAnsi="Courier New" w:cs="Courier New"/>
+          <w:sz w:val="24"/>
+          <w:szCs w:val="24"/>
+          <w:lang w:val="en-US"/>
+        </w:rPr>
+        <w:t>;</w:t>
+      </w:r>
+    </w:p>
+    <w:p>
+      <w:pPr>
+        <w:pStyle w:val="1"/>
+        <w:ind w:firstLine="708"/>
+        <w:rPr>
+          <w:rFonts w:ascii="Courier New" w:hAnsi="Courier New" w:cs="Courier New"/>
+          <w:sz w:val="24"/>
+          <w:szCs w:val="24"/>
+          <w:lang w:val="en-US"/>
+        </w:rPr>
+      </w:pPr>
+      <w:r>
+        <w:rPr>
+          <w:rFonts w:ascii="Courier New" w:hAnsi="Courier New" w:cs="Courier New"/>
+          <w:sz w:val="24"/>
+          <w:szCs w:val="24"/>
+          <w:lang w:val="en-US"/>
+        </w:rPr>
+        <w:tab/>
+      </w:r>
+      <w:r>
+        <w:rPr>
+          <w:rFonts w:ascii="Courier New" w:hAnsi="Courier New" w:cs="Courier New"/>
+          <w:sz w:val="24"/>
+          <w:szCs w:val="24"/>
+          <w:lang w:val="en-US"/>
+        </w:rPr>
+        <w:tab/>
+      </w:r>
+      <w:r>
+        <w:rPr>
+          <w:rFonts w:ascii="Courier New" w:hAnsi="Courier New" w:cs="Courier New"/>
+          <w:sz w:val="24"/>
+          <w:szCs w:val="24"/>
+          <w:lang w:val="en-US"/>
+        </w:rPr>
+        <w:tab/>
+      </w:r>
+      <w:proofErr w:type="gramStart"/>
+      <w:r>
+        <w:rPr>
+          <w:rFonts w:ascii="Courier New" w:hAnsi="Courier New" w:cs="Courier New"/>
+          <w:sz w:val="24"/>
+          <w:szCs w:val="24"/>
+          <w:lang w:val="en-US"/>
+        </w:rPr>
+        <w:t>std::</w:t>
+      </w:r>
+      <w:proofErr w:type="spellStart"/>
+      <w:proofErr w:type="gramEnd"/>
+      <w:r>
+        <w:rPr>
+          <w:rFonts w:ascii="Courier New" w:hAnsi="Courier New" w:cs="Courier New"/>
+          <w:sz w:val="24"/>
+          <w:szCs w:val="24"/>
+          <w:lang w:val="en-US"/>
+        </w:rPr>
+        <w:t>cout</w:t>
+      </w:r>
+      <w:proofErr w:type="spellEnd"/>
+      <w:r>
+        <w:rPr>
+          <w:rFonts w:ascii="Courier New" w:hAnsi="Courier New" w:cs="Courier New"/>
+          <w:sz w:val="24"/>
+          <w:szCs w:val="24"/>
+          <w:lang w:val="en-US"/>
+        </w:rPr>
+        <w:t xml:space="preserve"> &lt;&lt; "d) " &lt;&lt; </w:t>
+      </w:r>
+      <w:proofErr w:type="spellStart"/>
+      <w:r>
+        <w:rPr>
+          <w:rFonts w:ascii="Courier New" w:hAnsi="Courier New" w:cs="Courier New"/>
+          <w:sz w:val="24"/>
+          <w:szCs w:val="24"/>
+          <w:lang w:val="en-US"/>
+        </w:rPr>
+        <w:t>d_answer</w:t>
+      </w:r>
+      <w:proofErr w:type="spellEnd"/>
+      <w:r>
+        <w:rPr>
+          <w:rFonts w:ascii="Courier New" w:hAnsi="Courier New" w:cs="Courier New"/>
+          <w:sz w:val="24"/>
+          <w:szCs w:val="24"/>
+          <w:lang w:val="en-US"/>
+        </w:rPr>
+        <w:t xml:space="preserve"> &lt;&lt; </w:t>
+      </w:r>
+      <w:proofErr w:type="spellStart"/>
+      <w:r>
+        <w:rPr>
+          <w:rFonts w:ascii="Courier New" w:hAnsi="Courier New" w:cs="Courier New"/>
+          <w:sz w:val="24"/>
+          <w:szCs w:val="24"/>
+          <w:lang w:val="en-US"/>
+        </w:rPr>
+        <w:t>endl</w:t>
+      </w:r>
+      <w:proofErr w:type="spellEnd"/>
+      <w:r>
+        <w:rPr>
+          <w:rFonts w:ascii="Courier New" w:hAnsi="Courier New" w:cs="Courier New"/>
+          <w:sz w:val="24"/>
+          <w:szCs w:val="24"/>
+          <w:lang w:val="en-US"/>
+        </w:rPr>
+        <w:t>;</w:t>
       </w:r>
     </w:p>
     <w:p>
@@ -3713,7 +5733,77 @@
           <w:lang w:val="en-US"/>
         </w:rPr>
         <w:tab/>
-        <w:t>std::cout &lt;&lt; "e) " &lt;&lt; e_answer &lt;&lt; endl;</w:t>
+      </w:r>
+      <w:proofErr w:type="gramStart"/>
+      <w:r>
+        <w:rPr>
+          <w:rFonts w:ascii="Courier New" w:hAnsi="Courier New" w:cs="Courier New"/>
+          <w:sz w:val="24"/>
+          <w:szCs w:val="24"/>
+          <w:lang w:val="en-US"/>
+        </w:rPr>
+        <w:t>std::</w:t>
+      </w:r>
+      <w:proofErr w:type="spellStart"/>
+      <w:proofErr w:type="gramEnd"/>
+      <w:r>
+        <w:rPr>
+          <w:rFonts w:ascii="Courier New" w:hAnsi="Courier New" w:cs="Courier New"/>
+          <w:sz w:val="24"/>
+          <w:szCs w:val="24"/>
+          <w:lang w:val="en-US"/>
+        </w:rPr>
+        <w:t>cout</w:t>
+      </w:r>
+      <w:proofErr w:type="spellEnd"/>
+      <w:r>
+        <w:rPr>
+          <w:rFonts w:ascii="Courier New" w:hAnsi="Courier New" w:cs="Courier New"/>
+          <w:sz w:val="24"/>
+          <w:szCs w:val="24"/>
+          <w:lang w:val="en-US"/>
+        </w:rPr>
+        <w:t xml:space="preserve"> &lt;&lt; "e) " &lt;&lt; </w:t>
+      </w:r>
+      <w:proofErr w:type="spellStart"/>
+      <w:r>
+        <w:rPr>
+          <w:rFonts w:ascii="Courier New" w:hAnsi="Courier New" w:cs="Courier New"/>
+          <w:sz w:val="24"/>
+          <w:szCs w:val="24"/>
+          <w:lang w:val="en-US"/>
+        </w:rPr>
+        <w:t>e_answer</w:t>
+      </w:r>
+      <w:proofErr w:type="spellEnd"/>
+      <w:r>
+        <w:rPr>
+          <w:rFonts w:ascii="Courier New" w:hAnsi="Courier New" w:cs="Courier New"/>
+          <w:sz w:val="24"/>
+          <w:szCs w:val="24"/>
+          <w:lang w:val="en-US"/>
+        </w:rPr>
+        <w:t xml:space="preserve"> &lt;&lt; </w:t>
+      </w:r>
+      <w:proofErr w:type="spellStart"/>
+      <w:r>
+        <w:rPr>
+          <w:rFonts w:ascii="Courier New" w:hAnsi="Courier New" w:cs="Courier New"/>
+          <w:sz w:val="24"/>
+          <w:szCs w:val="24"/>
+          <w:lang w:val="en-US"/>
+        </w:rPr>
+        <w:t>endl</w:t>
+      </w:r>
+      <w:proofErr w:type="spellEnd"/>
+      <w:r>
+        <w:rPr>
+          <w:rFonts w:ascii="Courier New" w:hAnsi="Courier New" w:cs="Courier New"/>
+          <w:sz w:val="24"/>
+          <w:szCs w:val="24"/>
+          <w:lang w:val="en-US"/>
+        </w:rPr>
+        <w:t>;</w:t>
       </w:r>
     </w:p>
     <w:p>
@@ -3789,7 +5879,26 @@
           <w:szCs w:val="24"/>
         </w:rPr>
         <w:tab/>
-        <w:t>array.clear();</w:t>
+      </w:r>
+      <w:proofErr w:type="spellStart"/>
+      <w:proofErr w:type="gramStart"/>
+      <w:r>
+        <w:rPr>
+          <w:rFonts w:ascii="Courier New" w:hAnsi="Courier New" w:cs="Courier New"/>
+          <w:sz w:val="24"/>
+          <w:szCs w:val="24"/>
+        </w:rPr>
+        <w:t>array.clear</w:t>
+      </w:r>
+      <w:proofErr w:type="spellEnd"/>
+      <w:proofErr w:type="gramEnd"/>
+      <w:r>
+        <w:rPr>
+          <w:rFonts w:ascii="Courier New" w:hAnsi="Courier New" w:cs="Courier New"/>
+          <w:sz w:val="24"/>
+          <w:szCs w:val="24"/>
+        </w:rPr>
+        <w:t>();</w:t>
       </w:r>
     </w:p>
     <w:p>
